--- a/1.docx
+++ b/1.docx
@@ -210,8 +210,11 @@
     </w:p>
     <w:p>
       <w:r>
+        <w:rPr>
+          <w:noProof/>
+        </w:rPr>
         <w:drawing>
-          <wp:anchor distT="0" distB="0" distL="114300" distR="114300" simplePos="0" relativeHeight="251663360" behindDoc="0" locked="0" layoutInCell="1" allowOverlap="1" wp14:anchorId="7F246451" wp14:editId="3CB17D9F">
+          <wp:anchor distT="0" distB="0" distL="114300" distR="114300" simplePos="0" relativeHeight="251663360" behindDoc="0" locked="0" layoutInCell="1" allowOverlap="1" wp14:anchorId="7F246451" wp14:editId="62104E7D">
             <wp:simplePos x="0" y="0"/>
             <wp:positionH relativeFrom="column">
               <wp:posOffset>2432685</wp:posOffset>
@@ -368,8 +371,11 @@
     </w:p>
     <w:p>
       <w:r>
+        <w:rPr>
+          <w:noProof/>
+        </w:rPr>
         <w:drawing>
-          <wp:anchor distT="0" distB="0" distL="114300" distR="114300" simplePos="0" relativeHeight="251664384" behindDoc="0" locked="0" layoutInCell="1" allowOverlap="1" wp14:anchorId="7B95D629" wp14:editId="0288299F">
+          <wp:anchor distT="0" distB="0" distL="114300" distR="114300" simplePos="0" relativeHeight="251664384" behindDoc="0" locked="0" layoutInCell="1" allowOverlap="1" wp14:anchorId="7B95D629" wp14:editId="5678598D">
             <wp:simplePos x="0" y="0"/>
             <wp:positionH relativeFrom="column">
               <wp:posOffset>2661285</wp:posOffset>
@@ -491,7 +497,10 @@
         <w:t xml:space="preserve"> </w:t>
       </w:r>
       <w:r>
-        <w:t>Redirecciona al formulario de cotizaciones iniciales con un solo clic.</w:t>
+        <w:t xml:space="preserve">Abre un modal para crear una cotización de ficha </w:t>
+      </w:r>
+      <w:r>
+        <w:t>con un solo clic.</w:t>
       </w:r>
     </w:p>
     <w:p>
@@ -559,898 +568,48 @@
           <w:bCs/>
         </w:rPr>
         <w:lastRenderedPageBreak/>
-        <w:t>4. Módulo de Cotizaciones Iniciales</w:t>
-      </w:r>
-    </w:p>
-    <w:p>
-      <w:r>
-        <w:t>Este módulo es la herramienta encargada de presupuestar los servicios requeridos antes de que el vehículo ingrese formalmente al área de trabajo para su reparación.</w:t>
-      </w:r>
-    </w:p>
-    <w:p>
-      <w:pPr>
-        <w:rPr>
-          <w:b/>
-          <w:bCs/>
-        </w:rPr>
-      </w:pPr>
-      <w:r>
-        <w:rPr>
-          <w:b/>
-          <w:bCs/>
-        </w:rPr>
-        <w:t>4.1. Listado de Cotizaciones</w:t>
-      </w:r>
-    </w:p>
-    <w:p>
-      <w:r>
-        <w:t>Al ingresar al módulo, visualizará el historial de todas las cotizaciones iniciales registradas en el sistema. Esta pantalla cuenta con un diseño adaptable para asegurar la legibilidad en cualquier equipo:</w:t>
-      </w:r>
-    </w:p>
-    <w:p>
-      <w:pPr>
-        <w:numPr>
-          <w:ilvl w:val="0"/>
-          <w:numId w:val="10"/>
-        </w:numPr>
-      </w:pPr>
-      <w:r>
-        <w:rPr>
-          <w:b/>
-          <w:bCs/>
-        </w:rPr>
-        <w:t>Vista de Escritorio:</w:t>
-      </w:r>
-      <w:r>
-        <w:t xml:space="preserve"> La información se presenta en formato de </w:t>
-      </w:r>
-      <w:r>
-        <w:rPr>
-          <w:b/>
-          <w:bCs/>
-        </w:rPr>
-        <w:t>tabla</w:t>
-      </w:r>
-      <w:r>
-        <w:t xml:space="preserve"> detallada, permitiendo ver múltiples registros y columnas de datos de forma simultánea.</w:t>
-      </w:r>
-      <w:r>
-        <w:t xml:space="preserve"> </w:t>
-      </w:r>
-    </w:p>
-    <w:p>
-      <w:pPr>
-        <w:ind w:left="720"/>
-      </w:pPr>
-      <w:r>
+        <w:t>5. Módulo de Fichas de Trabajo</w:t>
+      </w:r>
+    </w:p>
+    <w:p>
+      <w:r>
+        <w:t>Este módulo representa el núcleo operativo de Neutro Transmisiones. Aquí se centraliza, documenta y gestiona toda la información del vehículo desde que ingresa a las instalaciones hasta que es devuelto al cliente.</w:t>
+      </w:r>
+    </w:p>
+    <w:p>
+      <w:pPr>
+        <w:rPr>
+          <w:b/>
+          <w:bCs/>
+        </w:rPr>
+      </w:pPr>
+      <w:r>
+        <w:rPr>
+          <w:b/>
+          <w:bCs/>
+        </w:rPr>
+        <w:t>5.1. Creación y Listado de Fichas</w:t>
+      </w:r>
+    </w:p>
+    <w:p>
+      <w:r>
+        <w:rPr>
+          <w:b/>
+          <w:bCs/>
+        </w:rPr>
+        <w:t>Creación Manual:</w:t>
+      </w:r>
+      <w:r>
+        <w:t xml:space="preserve"> A través del botón de nueva ficha, donde se despliega un formulario directo que requiere ingresar la información detallada del cliente y el motivo exacto de ingreso del vehículo.</w:t>
+      </w:r>
+    </w:p>
+    <w:p>
+      <w:r>
+        <w:rPr>
+          <w:noProof/>
+        </w:rPr>
         <w:drawing>
-          <wp:inline distT="0" distB="0" distL="0" distR="0" wp14:anchorId="127951F0" wp14:editId="76A712C6">
-            <wp:extent cx="3238500" cy="770890"/>
-            <wp:effectExtent l="0" t="0" r="0" b="0"/>
-            <wp:docPr id="897876169" name="Picture 1"/>
-            <wp:cNvGraphicFramePr>
-              <a:graphicFrameLocks xmlns:a="http://schemas.openxmlformats.org/drawingml/2006/main" noChangeAspect="1"/>
-            </wp:cNvGraphicFramePr>
-            <a:graphic xmlns:a="http://schemas.openxmlformats.org/drawingml/2006/main">
-              <a:graphicData uri="http://schemas.openxmlformats.org/drawingml/2006/picture">
-                <pic:pic xmlns:pic="http://schemas.openxmlformats.org/drawingml/2006/picture">
-                  <pic:nvPicPr>
-                    <pic:cNvPr id="897876169" name=""/>
-                    <pic:cNvPicPr/>
-                  </pic:nvPicPr>
-                  <pic:blipFill>
-                    <a:blip r:embed="rId7" cstate="print">
-                      <a:extLst>
-                        <a:ext uri="{28A0092B-C50C-407E-A947-70E740481C1C}">
-                          <a14:useLocalDpi xmlns:a14="http://schemas.microsoft.com/office/drawing/2010/main" val="0"/>
-                        </a:ext>
-                      </a:extLst>
-                    </a:blip>
-                    <a:stretch>
-                      <a:fillRect/>
-                    </a:stretch>
-                  </pic:blipFill>
-                  <pic:spPr>
-                    <a:xfrm>
-                      <a:off x="0" y="0"/>
-                      <a:ext cx="3238500" cy="770890"/>
-                    </a:xfrm>
-                    <a:prstGeom prst="rect">
-                      <a:avLst/>
-                    </a:prstGeom>
-                  </pic:spPr>
-                </pic:pic>
-              </a:graphicData>
-            </a:graphic>
-          </wp:inline>
-        </w:drawing>
-      </w:r>
-    </w:p>
-    <w:p>
-      <w:pPr>
-        <w:numPr>
-          <w:ilvl w:val="0"/>
-          <w:numId w:val="10"/>
-        </w:numPr>
-        <w:rPr>
-          <w:b/>
-          <w:bCs/>
-        </w:rPr>
-      </w:pPr>
-      <w:r>
-        <w:rPr>
-          <w:b/>
-          <w:bCs/>
-        </w:rPr>
-        <w:t>Vista Móvil:</w:t>
-      </w:r>
-      <w:r>
-        <w:t xml:space="preserve"> El listado se transforma automáticamente en un formato de </w:t>
-      </w:r>
-      <w:r>
-        <w:rPr>
-          <w:b/>
-          <w:bCs/>
-        </w:rPr>
-        <w:t>tarjetas</w:t>
-      </w:r>
-      <w:r>
-        <w:t xml:space="preserve"> (</w:t>
-      </w:r>
-      <w:proofErr w:type="spellStart"/>
-      <w:r>
-        <w:rPr>
-          <w:i/>
-          <w:iCs/>
-        </w:rPr>
-        <w:t>cards</w:t>
-      </w:r>
-      <w:proofErr w:type="spellEnd"/>
-      <w:r>
-        <w:t xml:space="preserve">), optimizando el espacio y facilitando la interacción táctil </w:t>
-      </w:r>
-    </w:p>
-    <w:p>
-      <w:pPr>
-        <w:ind w:left="720"/>
-        <w:rPr>
-          <w:b/>
-          <w:bCs/>
-        </w:rPr>
-      </w:pPr>
-      <w:r>
-        <w:rPr>
-          <w:b/>
-          <w:bCs/>
-        </w:rPr>
-        <w:drawing>
-          <wp:inline distT="0" distB="0" distL="0" distR="0" wp14:anchorId="03890655" wp14:editId="312F178C">
-            <wp:extent cx="1211580" cy="2000250"/>
-            <wp:effectExtent l="0" t="0" r="7620" b="0"/>
-            <wp:docPr id="1305797105" name="Picture 1"/>
-            <wp:cNvGraphicFramePr>
-              <a:graphicFrameLocks xmlns:a="http://schemas.openxmlformats.org/drawingml/2006/main" noChangeAspect="1"/>
-            </wp:cNvGraphicFramePr>
-            <a:graphic xmlns:a="http://schemas.openxmlformats.org/drawingml/2006/main">
-              <a:graphicData uri="http://schemas.openxmlformats.org/drawingml/2006/picture">
-                <pic:pic xmlns:pic="http://schemas.openxmlformats.org/drawingml/2006/picture">
-                  <pic:nvPicPr>
-                    <pic:cNvPr id="1305797105" name=""/>
-                    <pic:cNvPicPr/>
-                  </pic:nvPicPr>
-                  <pic:blipFill>
-                    <a:blip r:embed="rId8" cstate="print">
-                      <a:extLst>
-                        <a:ext uri="{28A0092B-C50C-407E-A947-70E740481C1C}">
-                          <a14:useLocalDpi xmlns:a14="http://schemas.microsoft.com/office/drawing/2010/main" val="0"/>
-                        </a:ext>
-                      </a:extLst>
-                    </a:blip>
-                    <a:stretch>
-                      <a:fillRect/>
-                    </a:stretch>
-                  </pic:blipFill>
-                  <pic:spPr>
-                    <a:xfrm>
-                      <a:off x="0" y="0"/>
-                      <a:ext cx="1211580" cy="2000250"/>
-                    </a:xfrm>
-                    <a:prstGeom prst="rect">
-                      <a:avLst/>
-                    </a:prstGeom>
-                  </pic:spPr>
-                </pic:pic>
-              </a:graphicData>
-            </a:graphic>
-          </wp:inline>
-        </w:drawing>
-      </w:r>
-    </w:p>
-    <w:p>
-      <w:pPr>
-        <w:rPr>
-          <w:b/>
-          <w:bCs/>
-        </w:rPr>
-      </w:pPr>
-      <w:r>
-        <w:rPr>
-          <w:b/>
-          <w:bCs/>
-        </w:rPr>
-        <w:br w:type="page"/>
-      </w:r>
-    </w:p>
-    <w:p>
-      <w:pPr>
-        <w:rPr>
-          <w:b/>
-          <w:bCs/>
-        </w:rPr>
-      </w:pPr>
-      <w:r>
-        <w:rPr>
-          <w:b/>
-          <w:bCs/>
-        </w:rPr>
-        <w:lastRenderedPageBreak/>
-        <w:t>4.2. Registro de Nueva Cotización</w:t>
-      </w:r>
-    </w:p>
-    <w:p>
-      <w:r>
-        <w:drawing>
-          <wp:anchor distT="0" distB="0" distL="114300" distR="114300" simplePos="0" relativeHeight="251665408" behindDoc="0" locked="0" layoutInCell="1" allowOverlap="1" wp14:anchorId="3950A512" wp14:editId="7993ABB4">
-            <wp:simplePos x="0" y="0"/>
-            <wp:positionH relativeFrom="column">
-              <wp:posOffset>1945005</wp:posOffset>
-            </wp:positionH>
-            <wp:positionV relativeFrom="paragraph">
-              <wp:posOffset>10160</wp:posOffset>
-            </wp:positionV>
-            <wp:extent cx="4398010" cy="1737360"/>
-            <wp:effectExtent l="0" t="0" r="2540" b="0"/>
-            <wp:wrapSquare wrapText="bothSides"/>
-            <wp:docPr id="1335814802" name="Picture 1"/>
-            <wp:cNvGraphicFramePr>
-              <a:graphicFrameLocks xmlns:a="http://schemas.openxmlformats.org/drawingml/2006/main" noChangeAspect="1"/>
-            </wp:cNvGraphicFramePr>
-            <a:graphic xmlns:a="http://schemas.openxmlformats.org/drawingml/2006/main">
-              <a:graphicData uri="http://schemas.openxmlformats.org/drawingml/2006/picture">
-                <pic:pic xmlns:pic="http://schemas.openxmlformats.org/drawingml/2006/picture">
-                  <pic:nvPicPr>
-                    <pic:cNvPr id="1335814802" name=""/>
-                    <pic:cNvPicPr/>
-                  </pic:nvPicPr>
-                  <pic:blipFill>
-                    <a:blip r:embed="rId9" cstate="print">
-                      <a:extLst>
-                        <a:ext uri="{28A0092B-C50C-407E-A947-70E740481C1C}">
-                          <a14:useLocalDpi xmlns:a14="http://schemas.microsoft.com/office/drawing/2010/main" val="0"/>
-                        </a:ext>
-                      </a:extLst>
-                    </a:blip>
-                    <a:stretch>
-                      <a:fillRect/>
-                    </a:stretch>
-                  </pic:blipFill>
-                  <pic:spPr>
-                    <a:xfrm>
-                      <a:off x="0" y="0"/>
-                      <a:ext cx="4398010" cy="1737360"/>
-                    </a:xfrm>
-                    <a:prstGeom prst="rect">
-                      <a:avLst/>
-                    </a:prstGeom>
-                  </pic:spPr>
-                </pic:pic>
-              </a:graphicData>
-            </a:graphic>
-            <wp14:sizeRelH relativeFrom="margin">
-              <wp14:pctWidth>0</wp14:pctWidth>
-            </wp14:sizeRelH>
-            <wp14:sizeRelV relativeFrom="margin">
-              <wp14:pctHeight>0</wp14:pctHeight>
-            </wp14:sizeRelV>
-          </wp:anchor>
-        </w:drawing>
-      </w:r>
-      <w:r>
-        <w:t>Para crear un nuevo presupuesto, inicie el formulario de registro. Deberá completar las siguientes secciones estructuradas:</w:t>
-      </w:r>
-    </w:p>
-    <w:p/>
-    <w:p>
-      <w:pPr>
-        <w:numPr>
-          <w:ilvl w:val="0"/>
-          <w:numId w:val="11"/>
-        </w:numPr>
-      </w:pPr>
-      <w:r>
-        <w:rPr>
-          <w:b/>
-          <w:bCs/>
-        </w:rPr>
-        <w:t>Información del Cliente:</w:t>
-      </w:r>
-      <w:r>
-        <w:t xml:space="preserve"> Ingrese los datos básicos de contacto e identificación de la persona que solicita el presupuesto.</w:t>
-      </w:r>
-    </w:p>
-    <w:p>
-      <w:pPr>
-        <w:numPr>
-          <w:ilvl w:val="0"/>
-          <w:numId w:val="11"/>
-        </w:numPr>
-      </w:pPr>
-      <w:r>
-        <w:rPr>
-          <w:b/>
-          <w:bCs/>
-        </w:rPr>
-        <w:t>Motivo de Ingreso:</w:t>
-      </w:r>
-      <w:r>
-        <w:t xml:space="preserve"> Describa la razón principal por la cual el vehículo requiere atención en el taller.</w:t>
-      </w:r>
-    </w:p>
-    <w:p>
-      <w:pPr>
-        <w:numPr>
-          <w:ilvl w:val="0"/>
-          <w:numId w:val="11"/>
-        </w:numPr>
-      </w:pPr>
-      <w:r>
-        <w:rPr>
-          <w:b/>
-          <w:bCs/>
-        </w:rPr>
-        <w:t>Servicios e Insumos:</w:t>
-      </w:r>
-      <w:r>
-        <w:t xml:space="preserve"> Agregue y detalle los ítems específicos de la atención. El sistema permite registrar por separado conceptos como la mano de obra mecánica y los insumos requeridos (por ejemplo, litros de aceite o repuestos).</w:t>
-      </w:r>
-    </w:p>
-    <w:p>
-      <w:pPr>
-        <w:numPr>
-          <w:ilvl w:val="0"/>
-          <w:numId w:val="11"/>
-        </w:numPr>
-      </w:pPr>
-      <w:r>
-        <w:rPr>
-          <w:b/>
-          <w:bCs/>
-        </w:rPr>
-        <w:t>Desglose Financiero:</w:t>
-      </w:r>
-      <w:r>
-        <w:t xml:space="preserve"> Al ingresar los valores, el sistema estructurará los costos. En este paso podrá aplicar </w:t>
-      </w:r>
-      <w:r>
-        <w:rPr>
-          <w:b/>
-          <w:bCs/>
-        </w:rPr>
-        <w:t>descuentos</w:t>
-      </w:r>
-      <w:r>
-        <w:t xml:space="preserve"> si la gerencia lo autoriza, y visualizar el cálculo automático del </w:t>
-      </w:r>
-      <w:r>
-        <w:rPr>
-          <w:b/>
-          <w:bCs/>
-        </w:rPr>
-        <w:t>IVA</w:t>
-      </w:r>
-      <w:r>
-        <w:t xml:space="preserve"> junto con el </w:t>
-      </w:r>
-      <w:r>
-        <w:rPr>
-          <w:b/>
-          <w:bCs/>
-        </w:rPr>
-        <w:t>Total</w:t>
-      </w:r>
-      <w:r>
-        <w:t xml:space="preserve"> final.</w:t>
-      </w:r>
-    </w:p>
-    <w:p>
-      <w:pPr>
-        <w:rPr>
-          <w:b/>
-          <w:bCs/>
-        </w:rPr>
-      </w:pPr>
-      <w:r>
-        <w:rPr>
-          <w:b/>
-          <w:bCs/>
-        </w:rPr>
-        <w:br w:type="page"/>
-      </w:r>
-    </w:p>
-    <w:p>
-      <w:pPr>
-        <w:rPr>
-          <w:b/>
-          <w:bCs/>
-        </w:rPr>
-      </w:pPr>
-      <w:r>
-        <w:lastRenderedPageBreak/>
-        <w:drawing>
-          <wp:anchor distT="0" distB="0" distL="114300" distR="114300" simplePos="0" relativeHeight="251661312" behindDoc="0" locked="0" layoutInCell="1" allowOverlap="1" wp14:anchorId="64B16079" wp14:editId="54E1E825">
-            <wp:simplePos x="0" y="0"/>
-            <wp:positionH relativeFrom="column">
-              <wp:posOffset>2242185</wp:posOffset>
-            </wp:positionH>
-            <wp:positionV relativeFrom="paragraph">
-              <wp:posOffset>136525</wp:posOffset>
-            </wp:positionV>
-            <wp:extent cx="3566160" cy="1885167"/>
-            <wp:effectExtent l="0" t="0" r="0" b="1270"/>
-            <wp:wrapSquare wrapText="bothSides"/>
-            <wp:docPr id="1940712762" name="Picture 1"/>
-            <wp:cNvGraphicFramePr>
-              <a:graphicFrameLocks xmlns:a="http://schemas.openxmlformats.org/drawingml/2006/main" noChangeAspect="1"/>
-            </wp:cNvGraphicFramePr>
-            <a:graphic xmlns:a="http://schemas.openxmlformats.org/drawingml/2006/main">
-              <a:graphicData uri="http://schemas.openxmlformats.org/drawingml/2006/picture">
-                <pic:pic xmlns:pic="http://schemas.openxmlformats.org/drawingml/2006/picture">
-                  <pic:nvPicPr>
-                    <pic:cNvPr id="1940712762" name=""/>
-                    <pic:cNvPicPr/>
-                  </pic:nvPicPr>
-                  <pic:blipFill>
-                    <a:blip r:embed="rId10" cstate="print">
-                      <a:extLst>
-                        <a:ext uri="{28A0092B-C50C-407E-A947-70E740481C1C}">
-                          <a14:useLocalDpi xmlns:a14="http://schemas.microsoft.com/office/drawing/2010/main" val="0"/>
-                        </a:ext>
-                      </a:extLst>
-                    </a:blip>
-                    <a:stretch>
-                      <a:fillRect/>
-                    </a:stretch>
-                  </pic:blipFill>
-                  <pic:spPr>
-                    <a:xfrm>
-                      <a:off x="0" y="0"/>
-                      <a:ext cx="3566160" cy="1885167"/>
-                    </a:xfrm>
-                    <a:prstGeom prst="rect">
-                      <a:avLst/>
-                    </a:prstGeom>
-                  </pic:spPr>
-                </pic:pic>
-              </a:graphicData>
-            </a:graphic>
-          </wp:anchor>
-        </w:drawing>
-      </w:r>
-      <w:r>
-        <w:rPr>
-          <w:b/>
-          <w:bCs/>
-        </w:rPr>
-        <w:t>4.3. Vista de Detalle y Gestión</w:t>
-      </w:r>
-    </w:p>
-    <w:p>
-      <w:r>
-        <w:t xml:space="preserve">Una vez guardada, al seleccionar una cotización desde el listado, accederá a la </w:t>
-      </w:r>
-      <w:r>
-        <w:rPr>
-          <w:b/>
-          <w:bCs/>
-        </w:rPr>
-        <w:t>Vista de Detalle</w:t>
-      </w:r>
-      <w:r>
-        <w:t>. Esta pantalla muestra un resumen estático de la información general y habilita un panel de acciones rápidas para gestionar el documento:</w:t>
-      </w:r>
-    </w:p>
-    <w:p>
-      <w:pPr>
-        <w:jc w:val="center"/>
-      </w:pPr>
-    </w:p>
-    <w:p>
-      <w:pPr>
-        <w:numPr>
-          <w:ilvl w:val="0"/>
-          <w:numId w:val="12"/>
-        </w:numPr>
-      </w:pPr>
-      <w:r>
-        <w:drawing>
-          <wp:anchor distT="0" distB="0" distL="114300" distR="114300" simplePos="0" relativeHeight="251660288" behindDoc="0" locked="0" layoutInCell="1" allowOverlap="1" wp14:anchorId="785EF335" wp14:editId="51090298">
-            <wp:simplePos x="0" y="0"/>
-            <wp:positionH relativeFrom="column">
-              <wp:posOffset>3141345</wp:posOffset>
-            </wp:positionH>
-            <wp:positionV relativeFrom="paragraph">
-              <wp:posOffset>429895</wp:posOffset>
-            </wp:positionV>
-            <wp:extent cx="2305050" cy="352425"/>
-            <wp:effectExtent l="0" t="0" r="0" b="9525"/>
-            <wp:wrapSquare wrapText="bothSides"/>
-            <wp:docPr id="2081551488" name="Picture 1"/>
-            <wp:cNvGraphicFramePr>
-              <a:graphicFrameLocks xmlns:a="http://schemas.openxmlformats.org/drawingml/2006/main" noChangeAspect="1"/>
-            </wp:cNvGraphicFramePr>
-            <a:graphic xmlns:a="http://schemas.openxmlformats.org/drawingml/2006/main">
-              <a:graphicData uri="http://schemas.openxmlformats.org/drawingml/2006/picture">
-                <pic:pic xmlns:pic="http://schemas.openxmlformats.org/drawingml/2006/picture">
-                  <pic:nvPicPr>
-                    <pic:cNvPr id="2081551488" name=""/>
-                    <pic:cNvPicPr/>
-                  </pic:nvPicPr>
-                  <pic:blipFill>
-                    <a:blip r:embed="rId11">
-                      <a:extLst>
-                        <a:ext uri="{28A0092B-C50C-407E-A947-70E740481C1C}">
-                          <a14:useLocalDpi xmlns:a14="http://schemas.microsoft.com/office/drawing/2010/main" val="0"/>
-                        </a:ext>
-                      </a:extLst>
-                    </a:blip>
-                    <a:stretch>
-                      <a:fillRect/>
-                    </a:stretch>
-                  </pic:blipFill>
-                  <pic:spPr>
-                    <a:xfrm>
-                      <a:off x="0" y="0"/>
-                      <a:ext cx="2305050" cy="352425"/>
-                    </a:xfrm>
-                    <a:prstGeom prst="rect">
-                      <a:avLst/>
-                    </a:prstGeom>
-                  </pic:spPr>
-                </pic:pic>
-              </a:graphicData>
-            </a:graphic>
-          </wp:anchor>
-        </w:drawing>
-      </w:r>
-      <w:r>
-        <w:rPr>
-          <w:b/>
-          <w:bCs/>
-        </w:rPr>
-        <w:t>Editar (Rehacer):</w:t>
-      </w:r>
-      <w:r>
-        <w:t xml:space="preserve"> Permite ingresar nuevamente al formulario para modificar valores, agregar servicios o corregir datos del cliente. </w:t>
-      </w:r>
-      <w:r>
-        <w:rPr>
-          <w:i/>
-          <w:iCs/>
-        </w:rPr>
-        <w:t>Nota operativa:</w:t>
-      </w:r>
-      <w:r>
-        <w:t xml:space="preserve"> Esta acción solo está disponible en la fase de presupuesto. Una vez que la cotización se confirma y avanza en el flujo, su edición se bloquea por seguridad.</w:t>
-      </w:r>
-      <w:r>
-        <w:rPr>
-          <w:noProof/>
-        </w:rPr>
-        <w:t xml:space="preserve"> </w:t>
-      </w:r>
-    </w:p>
-    <w:p>
-      <w:pPr>
-        <w:numPr>
-          <w:ilvl w:val="0"/>
-          <w:numId w:val="12"/>
-        </w:numPr>
-      </w:pPr>
-      <w:r>
-        <w:drawing>
-          <wp:anchor distT="0" distB="0" distL="114300" distR="114300" simplePos="0" relativeHeight="251659264" behindDoc="0" locked="0" layoutInCell="1" allowOverlap="1" wp14:anchorId="7DBF4F04" wp14:editId="740F5714">
-            <wp:simplePos x="0" y="0"/>
-            <wp:positionH relativeFrom="column">
-              <wp:posOffset>3369945</wp:posOffset>
-            </wp:positionH>
-            <wp:positionV relativeFrom="paragraph">
-              <wp:posOffset>226060</wp:posOffset>
-            </wp:positionV>
-            <wp:extent cx="2017395" cy="356870"/>
-            <wp:effectExtent l="0" t="0" r="1905" b="5080"/>
-            <wp:wrapSquare wrapText="bothSides"/>
-            <wp:docPr id="506455732" name="Picture 1"/>
-            <wp:cNvGraphicFramePr>
-              <a:graphicFrameLocks xmlns:a="http://schemas.openxmlformats.org/drawingml/2006/main" noChangeAspect="1"/>
-            </wp:cNvGraphicFramePr>
-            <a:graphic xmlns:a="http://schemas.openxmlformats.org/drawingml/2006/main">
-              <a:graphicData uri="http://schemas.openxmlformats.org/drawingml/2006/picture">
-                <pic:pic xmlns:pic="http://schemas.openxmlformats.org/drawingml/2006/picture">
-                  <pic:nvPicPr>
-                    <pic:cNvPr id="506455732" name=""/>
-                    <pic:cNvPicPr/>
-                  </pic:nvPicPr>
-                  <pic:blipFill>
-                    <a:blip r:embed="rId12">
-                      <a:extLst>
-                        <a:ext uri="{28A0092B-C50C-407E-A947-70E740481C1C}">
-                          <a14:useLocalDpi xmlns:a14="http://schemas.microsoft.com/office/drawing/2010/main" val="0"/>
-                        </a:ext>
-                      </a:extLst>
-                    </a:blip>
-                    <a:stretch>
-                      <a:fillRect/>
-                    </a:stretch>
-                  </pic:blipFill>
-                  <pic:spPr>
-                    <a:xfrm>
-                      <a:off x="0" y="0"/>
-                      <a:ext cx="2017395" cy="356870"/>
-                    </a:xfrm>
-                    <a:prstGeom prst="rect">
-                      <a:avLst/>
-                    </a:prstGeom>
-                  </pic:spPr>
-                </pic:pic>
-              </a:graphicData>
-            </a:graphic>
-            <wp14:sizeRelH relativeFrom="margin">
-              <wp14:pctWidth>0</wp14:pctWidth>
-            </wp14:sizeRelH>
-            <wp14:sizeRelV relativeFrom="margin">
-              <wp14:pctHeight>0</wp14:pctHeight>
-            </wp14:sizeRelV>
-          </wp:anchor>
-        </w:drawing>
-      </w:r>
-      <w:r>
-        <w:rPr>
-          <w:b/>
-          <w:bCs/>
-        </w:rPr>
-        <w:t>Descargar PDF:</w:t>
-      </w:r>
-      <w:r>
-        <w:t xml:space="preserve"> Genera instantáneamente un documento formal en formato PDF con el desglose del presupuesto, listo para ser descargado y enviado al cliente.</w:t>
-      </w:r>
-      <w:r>
-        <w:rPr>
-          <w:noProof/>
-        </w:rPr>
-        <w:t xml:space="preserve"> </w:t>
-      </w:r>
-    </w:p>
-    <w:p>
-      <w:pPr>
-        <w:numPr>
-          <w:ilvl w:val="0"/>
-          <w:numId w:val="12"/>
-        </w:numPr>
-      </w:pPr>
-      <w:r>
-        <w:drawing>
-          <wp:anchor distT="0" distB="0" distL="114300" distR="114300" simplePos="0" relativeHeight="251662336" behindDoc="0" locked="0" layoutInCell="1" allowOverlap="1" wp14:anchorId="7F11AA5B" wp14:editId="5D0B0DE7">
-            <wp:simplePos x="0" y="0"/>
-            <wp:positionH relativeFrom="column">
-              <wp:posOffset>3160395</wp:posOffset>
-            </wp:positionH>
-            <wp:positionV relativeFrom="paragraph">
-              <wp:posOffset>106045</wp:posOffset>
-            </wp:positionV>
-            <wp:extent cx="2286000" cy="323850"/>
-            <wp:effectExtent l="0" t="0" r="0" b="0"/>
-            <wp:wrapSquare wrapText="bothSides"/>
-            <wp:docPr id="1742506653" name="Picture 1"/>
-            <wp:cNvGraphicFramePr>
-              <a:graphicFrameLocks xmlns:a="http://schemas.openxmlformats.org/drawingml/2006/main" noChangeAspect="1"/>
-            </wp:cNvGraphicFramePr>
-            <a:graphic xmlns:a="http://schemas.openxmlformats.org/drawingml/2006/main">
-              <a:graphicData uri="http://schemas.openxmlformats.org/drawingml/2006/picture">
-                <pic:pic xmlns:pic="http://schemas.openxmlformats.org/drawingml/2006/picture">
-                  <pic:nvPicPr>
-                    <pic:cNvPr id="1742506653" name=""/>
-                    <pic:cNvPicPr/>
-                  </pic:nvPicPr>
-                  <pic:blipFill>
-                    <a:blip r:embed="rId13">
-                      <a:extLst>
-                        <a:ext uri="{28A0092B-C50C-407E-A947-70E740481C1C}">
-                          <a14:useLocalDpi xmlns:a14="http://schemas.microsoft.com/office/drawing/2010/main" val="0"/>
-                        </a:ext>
-                      </a:extLst>
-                    </a:blip>
-                    <a:stretch>
-                      <a:fillRect/>
-                    </a:stretch>
-                  </pic:blipFill>
-                  <pic:spPr>
-                    <a:xfrm>
-                      <a:off x="0" y="0"/>
-                      <a:ext cx="2286000" cy="323850"/>
-                    </a:xfrm>
-                    <a:prstGeom prst="rect">
-                      <a:avLst/>
-                    </a:prstGeom>
-                  </pic:spPr>
-                </pic:pic>
-              </a:graphicData>
-            </a:graphic>
-          </wp:anchor>
-        </w:drawing>
-      </w:r>
-      <w:r>
-        <w:drawing>
-          <wp:anchor distT="0" distB="0" distL="114300" distR="114300" simplePos="0" relativeHeight="251658240" behindDoc="0" locked="0" layoutInCell="1" allowOverlap="1" wp14:anchorId="4551BF3E" wp14:editId="3938D8CC">
-            <wp:simplePos x="0" y="0"/>
-            <wp:positionH relativeFrom="column">
-              <wp:posOffset>3430936</wp:posOffset>
-            </wp:positionH>
-            <wp:positionV relativeFrom="paragraph">
-              <wp:posOffset>560705</wp:posOffset>
-            </wp:positionV>
-            <wp:extent cx="1889760" cy="2573062"/>
-            <wp:effectExtent l="0" t="0" r="0" b="0"/>
-            <wp:wrapSquare wrapText="bothSides"/>
-            <wp:docPr id="541097848" name="Picture 1"/>
-            <wp:cNvGraphicFramePr>
-              <a:graphicFrameLocks xmlns:a="http://schemas.openxmlformats.org/drawingml/2006/main" noChangeAspect="1"/>
-            </wp:cNvGraphicFramePr>
-            <a:graphic xmlns:a="http://schemas.openxmlformats.org/drawingml/2006/main">
-              <a:graphicData uri="http://schemas.openxmlformats.org/drawingml/2006/picture">
-                <pic:pic xmlns:pic="http://schemas.openxmlformats.org/drawingml/2006/picture">
-                  <pic:nvPicPr>
-                    <pic:cNvPr id="541097848" name=""/>
-                    <pic:cNvPicPr/>
-                  </pic:nvPicPr>
-                  <pic:blipFill>
-                    <a:blip r:embed="rId14" cstate="print">
-                      <a:extLst>
-                        <a:ext uri="{28A0092B-C50C-407E-A947-70E740481C1C}">
-                          <a14:useLocalDpi xmlns:a14="http://schemas.microsoft.com/office/drawing/2010/main" val="0"/>
-                        </a:ext>
-                      </a:extLst>
-                    </a:blip>
-                    <a:stretch>
-                      <a:fillRect/>
-                    </a:stretch>
-                  </pic:blipFill>
-                  <pic:spPr>
-                    <a:xfrm>
-                      <a:off x="0" y="0"/>
-                      <a:ext cx="1889760" cy="2573062"/>
-                    </a:xfrm>
-                    <a:prstGeom prst="rect">
-                      <a:avLst/>
-                    </a:prstGeom>
-                  </pic:spPr>
-                </pic:pic>
-              </a:graphicData>
-            </a:graphic>
-          </wp:anchor>
-        </w:drawing>
-      </w:r>
-      <w:r>
-        <w:rPr>
-          <w:b/>
-          <w:bCs/>
-        </w:rPr>
-        <w:t>Confirmar Cotización:</w:t>
-      </w:r>
-      <w:r>
-        <w:t xml:space="preserve"> Esta es la acción que aprueba el presupuesto y da inicio al ciclo operativo. Al confirmarla, el sistema abrirá un paso intermedio solicitando información adicional del cliente para transformar esta cotización directamente en una </w:t>
-      </w:r>
-      <w:r>
-        <w:rPr>
-          <w:b/>
-          <w:bCs/>
-        </w:rPr>
-        <w:t>Ficha de Trabajo</w:t>
-      </w:r>
-      <w:r>
-        <w:t xml:space="preserve"> oficial.</w:t>
-      </w:r>
-    </w:p>
-    <w:p>
-      <w:pPr>
-        <w:ind w:left="360"/>
-      </w:pPr>
-    </w:p>
-    <w:p>
-      <w:r>
-        <w:br w:type="page"/>
-      </w:r>
-    </w:p>
-    <w:p>
-      <w:pPr>
-        <w:rPr>
-          <w:b/>
-          <w:bCs/>
-        </w:rPr>
-      </w:pPr>
-      <w:r>
-        <w:rPr>
-          <w:b/>
-          <w:bCs/>
-        </w:rPr>
-        <w:lastRenderedPageBreak/>
-        <w:t>5. Módulo de Fichas de Trabajo</w:t>
-      </w:r>
-    </w:p>
-    <w:p>
-      <w:r>
-        <w:t>Este módulo representa el núcleo operativo de Neutro Transmisiones. Aquí se centraliza, documenta y gestiona toda la información del vehículo desde que ingresa a las instalaciones hasta que es devuelto al cliente.</w:t>
-      </w:r>
-    </w:p>
-    <w:p>
-      <w:pPr>
-        <w:rPr>
-          <w:b/>
-          <w:bCs/>
-        </w:rPr>
-      </w:pPr>
-      <w:r>
-        <w:rPr>
-          <w:b/>
-          <w:bCs/>
-        </w:rPr>
-        <w:t>5.1. Creación y Listado de Fichas</w:t>
-      </w:r>
-    </w:p>
-    <w:p>
-      <w:r>
-        <w:t>Una Ficha de Trabajo puede originarse de dos maneras distintas en el sistema:</w:t>
-      </w:r>
-    </w:p>
-    <w:p>
-      <w:pPr>
-        <w:numPr>
-          <w:ilvl w:val="0"/>
-          <w:numId w:val="13"/>
-        </w:numPr>
-      </w:pPr>
-      <w:r>
-        <w:rPr>
-          <w:b/>
-          <w:bCs/>
-        </w:rPr>
-        <w:t>Desde una Cotización Inicial:</w:t>
-      </w:r>
-      <w:r>
-        <w:t xml:space="preserve"> Al confirmar un presupuesto previo, el sistema migra los datos iniciales y solicita la información restante para abrir la ficha formalmente.</w:t>
-      </w:r>
-    </w:p>
-    <w:p>
-      <w:pPr>
-        <w:numPr>
-          <w:ilvl w:val="0"/>
-          <w:numId w:val="13"/>
-        </w:numPr>
-      </w:pPr>
-      <w:r>
-        <w:rPr>
-          <w:b/>
-          <w:bCs/>
-        </w:rPr>
-        <w:t>Creación Manual:</w:t>
-      </w:r>
-      <w:r>
-        <w:t xml:space="preserve"> A través del botón de nueva ficha, donde se despliega un formulario directo que requiere ingresar la información detallada del cliente y el motivo exacto de ingreso del vehículo.</w:t>
-      </w:r>
-    </w:p>
-    <w:p>
-      <w:r>
-        <w:drawing>
-          <wp:anchor distT="0" distB="0" distL="114300" distR="114300" simplePos="0" relativeHeight="251666432" behindDoc="0" locked="0" layoutInCell="1" allowOverlap="1" wp14:anchorId="4E1440EF" wp14:editId="59011E0E">
+          <wp:anchor distT="0" distB="0" distL="114300" distR="114300" simplePos="0" relativeHeight="251666432" behindDoc="0" locked="0" layoutInCell="1" allowOverlap="1" wp14:anchorId="4E1440EF" wp14:editId="02822955">
             <wp:simplePos x="0" y="0"/>
             <wp:positionH relativeFrom="column">
               <wp:posOffset>2394585</wp:posOffset>
@@ -1473,7 +632,7 @@
                     <pic:cNvPicPr/>
                   </pic:nvPicPr>
                   <pic:blipFill>
-                    <a:blip r:embed="rId15" cstate="print">
+                    <a:blip r:embed="rId7" cstate="print">
                       <a:extLst>
                         <a:ext uri="{28A0092B-C50C-407E-A947-70E740481C1C}">
                           <a14:useLocalDpi xmlns:a14="http://schemas.microsoft.com/office/drawing/2010/main" val="0"/>
@@ -1535,6 +694,9 @@
         </w:numPr>
       </w:pPr>
       <w:r>
+        <w:rPr>
+          <w:noProof/>
+        </w:rPr>
         <w:drawing>
           <wp:anchor distT="0" distB="0" distL="114300" distR="114300" simplePos="0" relativeHeight="251667456" behindDoc="0" locked="0" layoutInCell="1" allowOverlap="1" wp14:anchorId="259ABAF1" wp14:editId="7C83639E">
             <wp:simplePos x="0" y="0"/>
@@ -1559,7 +721,7 @@
                     <pic:cNvPicPr/>
                   </pic:nvPicPr>
                   <pic:blipFill>
-                    <a:blip r:embed="rId16">
+                    <a:blip r:embed="rId8">
                       <a:extLst>
                         <a:ext uri="{28A0092B-C50C-407E-A947-70E740481C1C}">
                           <a14:useLocalDpi xmlns:a14="http://schemas.microsoft.com/office/drawing/2010/main" val="0"/>
@@ -1615,6 +777,9 @@
         </w:rPr>
       </w:pPr>
       <w:r>
+        <w:rPr>
+          <w:noProof/>
+        </w:rPr>
         <w:lastRenderedPageBreak/>
         <w:drawing>
           <wp:anchor distT="0" distB="0" distL="114300" distR="114300" simplePos="0" relativeHeight="251668480" behindDoc="0" locked="0" layoutInCell="1" allowOverlap="1" wp14:anchorId="658EFF02" wp14:editId="0B1A4376">
@@ -1640,7 +805,7 @@
                     <pic:cNvPicPr/>
                   </pic:nvPicPr>
                   <pic:blipFill>
-                    <a:blip r:embed="rId17">
+                    <a:blip r:embed="rId9">
                       <a:extLst>
                         <a:ext uri="{28A0092B-C50C-407E-A947-70E740481C1C}">
                           <a14:useLocalDpi xmlns:a14="http://schemas.microsoft.com/office/drawing/2010/main" val="0"/>
@@ -1818,6 +983,9 @@
         </w:rPr>
       </w:pPr>
       <w:r>
+        <w:rPr>
+          <w:noProof/>
+        </w:rPr>
         <w:drawing>
           <wp:inline distT="0" distB="0" distL="0" distR="0" wp14:anchorId="69BC5385" wp14:editId="25AD7AB6">
             <wp:extent cx="5612130" cy="598170"/>
@@ -1834,7 +1002,7 @@
                     <pic:cNvPicPr/>
                   </pic:nvPicPr>
                   <pic:blipFill>
-                    <a:blip r:embed="rId18"/>
+                    <a:blip r:embed="rId10"/>
                     <a:stretch>
                       <a:fillRect/>
                     </a:stretch>
@@ -1857,6 +1025,9 @@
     </w:p>
     <w:p>
       <w:r>
+        <w:rPr>
+          <w:noProof/>
+        </w:rPr>
         <w:drawing>
           <wp:anchor distT="0" distB="0" distL="114300" distR="114300" simplePos="0" relativeHeight="251669504" behindDoc="0" locked="0" layoutInCell="1" allowOverlap="1" wp14:anchorId="7450BF2C" wp14:editId="39E4E5B1">
             <wp:simplePos x="0" y="0"/>
@@ -1881,7 +1052,7 @@
                     <pic:cNvPicPr/>
                   </pic:nvPicPr>
                   <pic:blipFill>
-                    <a:blip r:embed="rId19">
+                    <a:blip r:embed="rId11">
                       <a:extLst>
                         <a:ext uri="{28A0092B-C50C-407E-A947-70E740481C1C}">
                           <a14:useLocalDpi xmlns:a14="http://schemas.microsoft.com/office/drawing/2010/main" val="0"/>
@@ -1970,6 +1141,9 @@
         </w:rPr>
       </w:pPr>
       <w:r>
+        <w:rPr>
+          <w:noProof/>
+        </w:rPr>
         <w:lastRenderedPageBreak/>
         <w:drawing>
           <wp:anchor distT="0" distB="0" distL="114300" distR="114300" simplePos="0" relativeHeight="251670528" behindDoc="0" locked="0" layoutInCell="1" allowOverlap="1" wp14:anchorId="1195D076" wp14:editId="61A6CB77">
@@ -1995,7 +1169,7 @@
                     <pic:cNvPicPr/>
                   </pic:nvPicPr>
                   <pic:blipFill>
-                    <a:blip r:embed="rId20">
+                    <a:blip r:embed="rId12">
                       <a:extLst>
                         <a:ext uri="{28A0092B-C50C-407E-A947-70E740481C1C}">
                           <a14:useLocalDpi xmlns:a14="http://schemas.microsoft.com/office/drawing/2010/main" val="0"/>
@@ -2114,6 +1288,7 @@
         <w:rPr>
           <w:b/>
           <w:bCs/>
+          <w:noProof/>
         </w:rPr>
         <w:drawing>
           <wp:anchor distT="0" distB="0" distL="114300" distR="114300" simplePos="0" relativeHeight="251671552" behindDoc="0" locked="0" layoutInCell="1" allowOverlap="1" wp14:anchorId="29791084" wp14:editId="5459B7B1">
@@ -2139,7 +1314,7 @@
                     <pic:cNvPicPr/>
                   </pic:nvPicPr>
                   <pic:blipFill>
-                    <a:blip r:embed="rId21">
+                    <a:blip r:embed="rId13">
                       <a:extLst>
                         <a:ext uri="{28A0092B-C50C-407E-A947-70E740481C1C}">
                           <a14:useLocalDpi xmlns:a14="http://schemas.microsoft.com/office/drawing/2010/main" val="0"/>
@@ -2325,6 +1500,9 @@
     </w:p>
     <w:p>
       <w:r>
+        <w:rPr>
+          <w:noProof/>
+        </w:rPr>
         <w:drawing>
           <wp:anchor distT="0" distB="0" distL="114300" distR="114300" simplePos="0" relativeHeight="251672576" behindDoc="0" locked="0" layoutInCell="1" allowOverlap="1" wp14:anchorId="26BE6C27" wp14:editId="092484A3">
             <wp:simplePos x="0" y="0"/>
@@ -2349,7 +1527,7 @@
                     <pic:cNvPicPr/>
                   </pic:nvPicPr>
                   <pic:blipFill>
-                    <a:blip r:embed="rId22">
+                    <a:blip r:embed="rId14">
                       <a:extLst>
                         <a:ext uri="{28A0092B-C50C-407E-A947-70E740481C1C}">
                           <a14:useLocalDpi xmlns:a14="http://schemas.microsoft.com/office/drawing/2010/main" val="0"/>
@@ -2507,8 +1685,11 @@
         </w:rPr>
       </w:pPr>
       <w:r>
+        <w:rPr>
+          <w:noProof/>
+        </w:rPr>
         <w:drawing>
-          <wp:anchor distT="0" distB="0" distL="114300" distR="114300" simplePos="0" relativeHeight="251673600" behindDoc="0" locked="0" layoutInCell="1" allowOverlap="1" wp14:anchorId="6E439A01" wp14:editId="451C90A0">
+          <wp:anchor distT="0" distB="0" distL="114300" distR="114300" simplePos="0" relativeHeight="251673600" behindDoc="0" locked="0" layoutInCell="1" allowOverlap="1" wp14:anchorId="6E439A01" wp14:editId="56C945A8">
             <wp:simplePos x="0" y="0"/>
             <wp:positionH relativeFrom="column">
               <wp:posOffset>2813685</wp:posOffset>
@@ -2531,7 +1712,7 @@
                     <pic:cNvPicPr/>
                   </pic:nvPicPr>
                   <pic:blipFill>
-                    <a:blip r:embed="rId23" cstate="print">
+                    <a:blip r:embed="rId15" cstate="print">
                       <a:extLst>
                         <a:ext uri="{28A0092B-C50C-407E-A947-70E740481C1C}">
                           <a14:useLocalDpi xmlns:a14="http://schemas.microsoft.com/office/drawing/2010/main" val="0"/>
@@ -2762,8 +1943,11 @@
         </w:rPr>
       </w:pPr>
       <w:r>
+        <w:rPr>
+          <w:noProof/>
+        </w:rPr>
         <w:drawing>
-          <wp:anchor distT="0" distB="0" distL="114300" distR="114300" simplePos="0" relativeHeight="251674624" behindDoc="0" locked="0" layoutInCell="1" allowOverlap="1" wp14:anchorId="023E25F1" wp14:editId="70C80960">
+          <wp:anchor distT="0" distB="0" distL="114300" distR="114300" simplePos="0" relativeHeight="251674624" behindDoc="0" locked="0" layoutInCell="1" allowOverlap="1" wp14:anchorId="023E25F1" wp14:editId="28D38CB2">
             <wp:simplePos x="0" y="0"/>
             <wp:positionH relativeFrom="column">
               <wp:posOffset>2150745</wp:posOffset>
@@ -2786,7 +1970,7 @@
                     <pic:cNvPicPr/>
                   </pic:nvPicPr>
                   <pic:blipFill>
-                    <a:blip r:embed="rId24" cstate="print">
+                    <a:blip r:embed="rId16" cstate="print">
                       <a:extLst>
                         <a:ext uri="{28A0092B-C50C-407E-A947-70E740481C1C}">
                           <a14:useLocalDpi xmlns:a14="http://schemas.microsoft.com/office/drawing/2010/main" val="0"/>
@@ -3202,6 +2386,9 @@
     </w:p>
     <w:p>
       <w:r>
+        <w:rPr>
+          <w:noProof/>
+        </w:rPr>
         <w:drawing>
           <wp:anchor distT="0" distB="0" distL="114300" distR="114300" simplePos="0" relativeHeight="251675648" behindDoc="0" locked="0" layoutInCell="1" allowOverlap="1" wp14:anchorId="13E204CD" wp14:editId="50A24ACB">
             <wp:simplePos x="0" y="0"/>
@@ -3226,7 +2413,7 @@
                     <pic:cNvPicPr/>
                   </pic:nvPicPr>
                   <pic:blipFill>
-                    <a:blip r:embed="rId25">
+                    <a:blip r:embed="rId17">
                       <a:extLst>
                         <a:ext uri="{28A0092B-C50C-407E-A947-70E740481C1C}">
                           <a14:useLocalDpi xmlns:a14="http://schemas.microsoft.com/office/drawing/2010/main" val="0"/>
@@ -3338,6 +2525,9 @@
     </w:p>
     <w:p>
       <w:r>
+        <w:rPr>
+          <w:noProof/>
+        </w:rPr>
         <w:drawing>
           <wp:inline distT="0" distB="0" distL="0" distR="0" wp14:anchorId="056FB8F4" wp14:editId="62A217B6">
             <wp:extent cx="5463540" cy="3167380"/>
@@ -3354,7 +2544,7 @@
                     <pic:cNvPicPr/>
                   </pic:nvPicPr>
                   <pic:blipFill rotWithShape="1">
-                    <a:blip r:embed="rId26"/>
+                    <a:blip r:embed="rId18"/>
                     <a:srcRect r="2648"/>
                     <a:stretch>
                       <a:fillRect/>
@@ -3392,9 +2582,12 @@
         </w:rPr>
       </w:pPr>
       <w:r>
+        <w:rPr>
+          <w:noProof/>
+        </w:rPr>
         <w:lastRenderedPageBreak/>
         <w:drawing>
-          <wp:anchor distT="0" distB="0" distL="114300" distR="114300" simplePos="0" relativeHeight="251676672" behindDoc="0" locked="0" layoutInCell="1" allowOverlap="1" wp14:anchorId="3174D4EC" wp14:editId="769F3A5C">
+          <wp:anchor distT="0" distB="0" distL="114300" distR="114300" simplePos="0" relativeHeight="251676672" behindDoc="0" locked="0" layoutInCell="1" allowOverlap="1" wp14:anchorId="3174D4EC" wp14:editId="01D378F2">
             <wp:simplePos x="0" y="0"/>
             <wp:positionH relativeFrom="column">
               <wp:posOffset>2302510</wp:posOffset>
@@ -3417,7 +2610,7 @@
                     <pic:cNvPicPr/>
                   </pic:nvPicPr>
                   <pic:blipFill>
-                    <a:blip r:embed="rId27" cstate="print">
+                    <a:blip r:embed="rId19" cstate="print">
                       <a:extLst>
                         <a:ext uri="{28A0092B-C50C-407E-A947-70E740481C1C}">
                           <a14:useLocalDpi xmlns:a14="http://schemas.microsoft.com/office/drawing/2010/main" val="0"/>
@@ -3613,6 +2806,9 @@
         </w:rPr>
       </w:pPr>
       <w:r>
+        <w:rPr>
+          <w:noProof/>
+        </w:rPr>
         <w:drawing>
           <wp:anchor distT="0" distB="0" distL="114300" distR="114300" simplePos="0" relativeHeight="251677696" behindDoc="0" locked="0" layoutInCell="1" allowOverlap="1" wp14:anchorId="0C1992B8" wp14:editId="2C8A009D">
             <wp:simplePos x="0" y="0"/>
@@ -3637,7 +2833,7 @@
                     <pic:cNvPicPr/>
                   </pic:nvPicPr>
                   <pic:blipFill>
-                    <a:blip r:embed="rId28">
+                    <a:blip r:embed="rId20">
                       <a:extLst>
                         <a:ext uri="{28A0092B-C50C-407E-A947-70E740481C1C}">
                           <a14:useLocalDpi xmlns:a14="http://schemas.microsoft.com/office/drawing/2010/main" val="0"/>
@@ -3765,6 +2961,9 @@
         </w:numPr>
       </w:pPr>
       <w:r>
+        <w:rPr>
+          <w:noProof/>
+        </w:rPr>
         <w:drawing>
           <wp:anchor distT="0" distB="0" distL="114300" distR="114300" simplePos="0" relativeHeight="251678720" behindDoc="0" locked="0" layoutInCell="1" allowOverlap="1" wp14:anchorId="05AFA87D" wp14:editId="61FCE54B">
             <wp:simplePos x="0" y="0"/>
@@ -3789,7 +2988,7 @@
                     <pic:cNvPicPr/>
                   </pic:nvPicPr>
                   <pic:blipFill>
-                    <a:blip r:embed="rId29">
+                    <a:blip r:embed="rId21">
                       <a:extLst>
                         <a:ext uri="{28A0092B-C50C-407E-A947-70E740481C1C}">
                           <a14:useLocalDpi xmlns:a14="http://schemas.microsoft.com/office/drawing/2010/main" val="0"/>
@@ -3969,6 +3168,9 @@
         </mc:AlternateContent>
       </w:r>
       <w:r>
+        <w:rPr>
+          <w:noProof/>
+        </w:rPr>
         <w:drawing>
           <wp:anchor distT="0" distB="0" distL="114300" distR="114300" simplePos="0" relativeHeight="251679744" behindDoc="0" locked="0" layoutInCell="1" allowOverlap="1" wp14:anchorId="5CE1B8F6" wp14:editId="29E5DEB1">
             <wp:simplePos x="0" y="0"/>
@@ -3993,7 +3195,7 @@
                     <pic:cNvPicPr/>
                   </pic:nvPicPr>
                   <pic:blipFill>
-                    <a:blip r:embed="rId30">
+                    <a:blip r:embed="rId22">
                       <a:extLst>
                         <a:ext uri="{28A0092B-C50C-407E-A947-70E740481C1C}">
                           <a14:useLocalDpi xmlns:a14="http://schemas.microsoft.com/office/drawing/2010/main" val="0"/>
@@ -4084,9 +3286,12 @@
         </w:rPr>
       </w:pPr>
       <w:r>
+        <w:rPr>
+          <w:noProof/>
+        </w:rPr>
         <w:lastRenderedPageBreak/>
         <w:drawing>
-          <wp:anchor distT="0" distB="0" distL="114300" distR="114300" simplePos="0" relativeHeight="251681792" behindDoc="0" locked="0" layoutInCell="1" allowOverlap="1" wp14:anchorId="5E4436D3" wp14:editId="5A16AF6D">
+          <wp:anchor distT="0" distB="0" distL="114300" distR="114300" simplePos="0" relativeHeight="251681792" behindDoc="0" locked="0" layoutInCell="1" allowOverlap="1" wp14:anchorId="5E4436D3" wp14:editId="7B157918">
             <wp:simplePos x="0" y="0"/>
             <wp:positionH relativeFrom="page">
               <wp:posOffset>4328795</wp:posOffset>
@@ -4109,7 +3314,7 @@
                     <pic:cNvPicPr/>
                   </pic:nvPicPr>
                   <pic:blipFill>
-                    <a:blip r:embed="rId31" cstate="print">
+                    <a:blip r:embed="rId23" cstate="print">
                       <a:extLst>
                         <a:ext uri="{28A0092B-C50C-407E-A947-70E740481C1C}">
                           <a14:useLocalDpi xmlns:a14="http://schemas.microsoft.com/office/drawing/2010/main" val="0"/>
@@ -4225,8 +3430,11 @@
     </w:p>
     <w:p>
       <w:r>
+        <w:rPr>
+          <w:noProof/>
+        </w:rPr>
         <w:drawing>
-          <wp:anchor distT="0" distB="0" distL="114300" distR="114300" simplePos="0" relativeHeight="251682816" behindDoc="0" locked="0" layoutInCell="1" allowOverlap="1" wp14:anchorId="162708F9" wp14:editId="188FA76D">
+          <wp:anchor distT="0" distB="0" distL="114300" distR="114300" simplePos="0" relativeHeight="251682816" behindDoc="0" locked="0" layoutInCell="1" allowOverlap="1" wp14:anchorId="162708F9" wp14:editId="3BBA7489">
             <wp:simplePos x="0" y="0"/>
             <wp:positionH relativeFrom="column">
               <wp:posOffset>2867025</wp:posOffset>
@@ -4249,7 +3457,7 @@
                     <pic:cNvPicPr/>
                   </pic:nvPicPr>
                   <pic:blipFill>
-                    <a:blip r:embed="rId32" cstate="print">
+                    <a:blip r:embed="rId24" cstate="print">
                       <a:extLst>
                         <a:ext uri="{28A0092B-C50C-407E-A947-70E740481C1C}">
                           <a14:useLocalDpi xmlns:a14="http://schemas.microsoft.com/office/drawing/2010/main" val="0"/>
@@ -4355,6 +3563,9 @@
     </w:p>
     <w:p>
       <w:r>
+        <w:rPr>
+          <w:noProof/>
+        </w:rPr>
         <w:drawing>
           <wp:anchor distT="0" distB="0" distL="114300" distR="114300" simplePos="0" relativeHeight="251683840" behindDoc="0" locked="0" layoutInCell="1" allowOverlap="1" wp14:anchorId="006230F7" wp14:editId="4253812E">
             <wp:simplePos x="0" y="0"/>
@@ -4379,7 +3590,7 @@
                     <pic:cNvPicPr/>
                   </pic:nvPicPr>
                   <pic:blipFill>
-                    <a:blip r:embed="rId33">
+                    <a:blip r:embed="rId25">
                       <a:extLst>
                         <a:ext uri="{28A0092B-C50C-407E-A947-70E740481C1C}">
                           <a14:useLocalDpi xmlns:a14="http://schemas.microsoft.com/office/drawing/2010/main" val="0"/>
@@ -4461,6 +3672,9 @@
     </w:p>
     <w:p>
       <w:r>
+        <w:rPr>
+          <w:noProof/>
+        </w:rPr>
         <w:drawing>
           <wp:anchor distT="0" distB="0" distL="114300" distR="114300" simplePos="0" relativeHeight="251684864" behindDoc="0" locked="0" layoutInCell="1" allowOverlap="1" wp14:anchorId="09CC6B6D" wp14:editId="74F378C2">
             <wp:simplePos x="0" y="0"/>
@@ -4485,7 +3699,7 @@
                     <pic:cNvPicPr/>
                   </pic:nvPicPr>
                   <pic:blipFill>
-                    <a:blip r:embed="rId34">
+                    <a:blip r:embed="rId26">
                       <a:extLst>
                         <a:ext uri="{28A0092B-C50C-407E-A947-70E740481C1C}">
                           <a14:useLocalDpi xmlns:a14="http://schemas.microsoft.com/office/drawing/2010/main" val="0"/>
@@ -4646,6 +3860,9 @@
     </w:p>
     <w:p>
       <w:r>
+        <w:rPr>
+          <w:noProof/>
+        </w:rPr>
         <w:drawing>
           <wp:inline distT="0" distB="0" distL="0" distR="0" wp14:anchorId="580367B8" wp14:editId="08403A86">
             <wp:extent cx="5612130" cy="1283970"/>
@@ -4662,7 +3879,7 @@
                     <pic:cNvPicPr/>
                   </pic:nvPicPr>
                   <pic:blipFill>
-                    <a:blip r:embed="rId35"/>
+                    <a:blip r:embed="rId27"/>
                     <a:stretch>
                       <a:fillRect/>
                     </a:stretch>
@@ -4703,6 +3920,9 @@
     </w:p>
     <w:p>
       <w:r>
+        <w:rPr>
+          <w:noProof/>
+        </w:rPr>
         <w:drawing>
           <wp:anchor distT="0" distB="0" distL="114300" distR="114300" simplePos="0" relativeHeight="251685888" behindDoc="0" locked="0" layoutInCell="1" allowOverlap="1" wp14:anchorId="6AA3974E" wp14:editId="4EED4806">
             <wp:simplePos x="0" y="0"/>
@@ -4727,7 +3947,7 @@
                     <pic:cNvPicPr/>
                   </pic:nvPicPr>
                   <pic:blipFill>
-                    <a:blip r:embed="rId36">
+                    <a:blip r:embed="rId28">
                       <a:extLst>
                         <a:ext uri="{28A0092B-C50C-407E-A947-70E740481C1C}">
                           <a14:useLocalDpi xmlns:a14="http://schemas.microsoft.com/office/drawing/2010/main" val="0"/>
@@ -10637,6 +9857,7 @@
   <w:style w:type="character" w:default="1" w:styleId="DefaultParagraphFont">
     <w:name w:val="Default Paragraph Font"/>
     <w:uiPriority w:val="1"/>
+    <w:semiHidden/>
     <w:unhideWhenUsed/>
   </w:style>
   <w:style w:type="table" w:default="1" w:styleId="TableNormal">

--- a/1.docx
+++ b/1.docx
@@ -14,54 +14,14 @@
           <w:b/>
           <w:bCs/>
         </w:rPr>
-        <w:t>1. Inicio de Sesión</w:t>
-      </w:r>
-    </w:p>
-    <w:p>
-      <w:r>
-        <w:t>Para comenzar a utilizar el sistema, acceda a la dirección web de ingreso e introduzca sus credenciales de seguridad.</w:t>
-      </w:r>
-    </w:p>
-    <w:p>
-      <w:r>
-        <w:t>[</w:t>
-      </w:r>
-      <w:r>
-        <w:rPr>
-          <w:rFonts w:ascii="Segoe UI Emoji" w:hAnsi="Segoe UI Emoji" w:cs="Segoe UI Emoji"/>
-        </w:rPr>
-        <w:t>📸</w:t>
-      </w:r>
-      <w:r>
-        <w:t xml:space="preserve"> INSERTAR IMAGEN: Captura de la pantalla de </w:t>
-      </w:r>
-      <w:proofErr w:type="spellStart"/>
-      <w:r>
-        <w:t>login</w:t>
-      </w:r>
-      <w:proofErr w:type="spellEnd"/>
-      <w:r>
-        <w:t>, destacando los campos de usuario, contraseña y el botón de acceso.]</w:t>
-      </w:r>
-    </w:p>
-    <w:p>
-      <w:r>
-        <w:t>Una vez validada su identidad, la plataforma habilitará automáticamente las funciones operativas correspondientes a su nivel de acceso de fábrica. Si olvida su contraseña, contacte al administrador del sistema para restablecer sus credenciales.</w:t>
-      </w:r>
-    </w:p>
-    <w:p>
-      <w:pPr>
-        <w:rPr>
-          <w:b/>
-          <w:bCs/>
-        </w:rPr>
-      </w:pPr>
-      <w:r>
-        <w:rPr>
-          <w:b/>
-          <w:bCs/>
-        </w:rPr>
-        <w:t>2. Panel de Control y Navegación</w:t>
+        <w:t>1</w:t>
+      </w:r>
+      <w:r>
+        <w:rPr>
+          <w:b/>
+          <w:bCs/>
+        </w:rPr>
+        <w:t>. Panel de Control y Navegación</w:t>
       </w:r>
     </w:p>
     <w:p>
@@ -70,17 +30,195 @@
       </w:r>
     </w:p>
     <w:p>
-      <w:r>
-        <w:t>[</w:t>
-      </w:r>
-      <w:r>
-        <w:rPr>
-          <w:rFonts w:ascii="Segoe UI Emoji" w:hAnsi="Segoe UI Emoji" w:cs="Segoe UI Emoji"/>
-        </w:rPr>
-        <w:t>📸</w:t>
-      </w:r>
-      <w:r>
-        <w:t xml:space="preserve"> INSERTAR IMAGEN: Recorte horizontal de la barra superior, señalando con flechas el buscador y el ícono de la campana.]</w:t>
+      <w:pPr>
+        <w:ind w:left="720"/>
+      </w:pPr>
+      <w:r>
+        <w:rPr>
+          <w:noProof/>
+        </w:rPr>
+        <mc:AlternateContent>
+          <mc:Choice Requires="wps">
+            <w:drawing>
+              <wp:anchor distT="0" distB="0" distL="114300" distR="114300" simplePos="0" relativeHeight="251687936" behindDoc="0" locked="0" layoutInCell="1" allowOverlap="1" wp14:anchorId="7DA2EF4B" wp14:editId="48836597">
+                <wp:simplePos x="0" y="0"/>
+                <wp:positionH relativeFrom="column">
+                  <wp:posOffset>603885</wp:posOffset>
+                </wp:positionH>
+                <wp:positionV relativeFrom="paragraph">
+                  <wp:posOffset>810895</wp:posOffset>
+                </wp:positionV>
+                <wp:extent cx="3246120" cy="571500"/>
+                <wp:effectExtent l="0" t="0" r="11430" b="19050"/>
+                <wp:wrapNone/>
+                <wp:docPr id="704685829" name="Rectangle 3"/>
+                <wp:cNvGraphicFramePr/>
+                <a:graphic xmlns:a="http://schemas.openxmlformats.org/drawingml/2006/main">
+                  <a:graphicData uri="http://schemas.microsoft.com/office/word/2010/wordprocessingShape">
+                    <wps:wsp>
+                      <wps:cNvSpPr/>
+                      <wps:spPr>
+                        <a:xfrm>
+                          <a:off x="0" y="0"/>
+                          <a:ext cx="3246120" cy="571500"/>
+                        </a:xfrm>
+                        <a:prstGeom prst="rect">
+                          <a:avLst/>
+                        </a:prstGeom>
+                        <a:noFill/>
+                        <a:ln>
+                          <a:solidFill>
+                            <a:srgbClr val="EE0000"/>
+                          </a:solidFill>
+                        </a:ln>
+                      </wps:spPr>
+                      <wps:style>
+                        <a:lnRef idx="2">
+                          <a:schemeClr val="accent1">
+                            <a:shade val="15000"/>
+                          </a:schemeClr>
+                        </a:lnRef>
+                        <a:fillRef idx="1">
+                          <a:schemeClr val="accent1"/>
+                        </a:fillRef>
+                        <a:effectRef idx="0">
+                          <a:schemeClr val="accent1"/>
+                        </a:effectRef>
+                        <a:fontRef idx="minor">
+                          <a:schemeClr val="lt1"/>
+                        </a:fontRef>
+                      </wps:style>
+                      <wps:bodyPr rot="0" spcFirstLastPara="0" vertOverflow="overflow" horzOverflow="overflow" vert="horz" wrap="square" lIns="91440" tIns="45720" rIns="91440" bIns="45720" numCol="1" spcCol="0" rtlCol="0" fromWordArt="0" anchor="ctr" anchorCtr="0" forceAA="0" compatLnSpc="1">
+                        <a:prstTxWarp prst="textNoShape">
+                          <a:avLst/>
+                        </a:prstTxWarp>
+                        <a:noAutofit/>
+                      </wps:bodyPr>
+                    </wps:wsp>
+                  </a:graphicData>
+                </a:graphic>
+              </wp:anchor>
+            </w:drawing>
+          </mc:Choice>
+          <mc:Fallback>
+            <w:pict>
+              <v:rect w14:anchorId="15894617" id="Rectangle 3" o:spid="_x0000_s1026" style="position:absolute;margin-left:47.55pt;margin-top:63.85pt;width:255.6pt;height:45pt;z-index:251687936;visibility:visible;mso-wrap-style:square;mso-wrap-distance-left:9pt;mso-wrap-distance-top:0;mso-wrap-distance-right:9pt;mso-wrap-distance-bottom:0;mso-position-horizontal:absolute;mso-position-horizontal-relative:text;mso-position-vertical:absolute;mso-position-vertical-relative:text;v-text-anchor:middle" o:gfxdata="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" filled="f" strokecolor="#e00" strokeweight="1pt"/>
+            </w:pict>
+          </mc:Fallback>
+        </mc:AlternateContent>
+      </w:r>
+      <w:r>
+        <w:rPr>
+          <w:noProof/>
+        </w:rPr>
+        <mc:AlternateContent>
+          <mc:Choice Requires="wps">
+            <w:drawing>
+              <wp:anchor distT="0" distB="0" distL="114300" distR="114300" simplePos="0" relativeHeight="251686912" behindDoc="0" locked="0" layoutInCell="1" allowOverlap="1" wp14:anchorId="66D70565" wp14:editId="3068CC14">
+                <wp:simplePos x="0" y="0"/>
+                <wp:positionH relativeFrom="column">
+                  <wp:posOffset>3316605</wp:posOffset>
+                </wp:positionH>
+                <wp:positionV relativeFrom="paragraph">
+                  <wp:posOffset>163195</wp:posOffset>
+                </wp:positionV>
+                <wp:extent cx="571500" cy="548640"/>
+                <wp:effectExtent l="0" t="0" r="19050" b="22860"/>
+                <wp:wrapNone/>
+                <wp:docPr id="1386744546" name="Oval 2"/>
+                <wp:cNvGraphicFramePr/>
+                <a:graphic xmlns:a="http://schemas.openxmlformats.org/drawingml/2006/main">
+                  <a:graphicData uri="http://schemas.microsoft.com/office/word/2010/wordprocessingShape">
+                    <wps:wsp>
+                      <wps:cNvSpPr/>
+                      <wps:spPr>
+                        <a:xfrm>
+                          <a:off x="0" y="0"/>
+                          <a:ext cx="571500" cy="548640"/>
+                        </a:xfrm>
+                        <a:prstGeom prst="ellipse">
+                          <a:avLst/>
+                        </a:prstGeom>
+                        <a:noFill/>
+                        <a:ln>
+                          <a:solidFill>
+                            <a:srgbClr val="EE0000"/>
+                          </a:solidFill>
+                        </a:ln>
+                      </wps:spPr>
+                      <wps:style>
+                        <a:lnRef idx="2">
+                          <a:schemeClr val="accent1">
+                            <a:shade val="15000"/>
+                          </a:schemeClr>
+                        </a:lnRef>
+                        <a:fillRef idx="1">
+                          <a:schemeClr val="accent1"/>
+                        </a:fillRef>
+                        <a:effectRef idx="0">
+                          <a:schemeClr val="accent1"/>
+                        </a:effectRef>
+                        <a:fontRef idx="minor">
+                          <a:schemeClr val="lt1"/>
+                        </a:fontRef>
+                      </wps:style>
+                      <wps:bodyPr rot="0" spcFirstLastPara="0" vertOverflow="overflow" horzOverflow="overflow" vert="horz" wrap="square" lIns="91440" tIns="45720" rIns="91440" bIns="45720" numCol="1" spcCol="0" rtlCol="0" fromWordArt="0" anchor="ctr" anchorCtr="0" forceAA="0" compatLnSpc="1">
+                        <a:prstTxWarp prst="textNoShape">
+                          <a:avLst/>
+                        </a:prstTxWarp>
+                        <a:noAutofit/>
+                      </wps:bodyPr>
+                    </wps:wsp>
+                  </a:graphicData>
+                </a:graphic>
+              </wp:anchor>
+            </w:drawing>
+          </mc:Choice>
+          <mc:Fallback>
+            <w:pict>
+              <v:oval w14:anchorId="5F1CBE0F" id="Oval 2" o:spid="_x0000_s1026" style="position:absolute;margin-left:261.15pt;margin-top:12.85pt;width:45pt;height:43.2pt;z-index:251686912;visibility:visible;mso-wrap-style:square;mso-wrap-distance-left:9pt;mso-wrap-distance-top:0;mso-wrap-distance-right:9pt;mso-wrap-distance-bottom:0;mso-position-horizontal:absolute;mso-position-horizontal-relative:text;mso-position-vertical:absolute;mso-position-vertical-relative:text;v-text-anchor:middle" o:gfxdata="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" filled="f" strokecolor="#e00" strokeweight="1pt">
+                <v:stroke joinstyle="miter"/>
+              </v:oval>
+            </w:pict>
+          </mc:Fallback>
+        </mc:AlternateContent>
+      </w:r>
+      <w:r>
+        <w:drawing>
+          <wp:inline distT="0" distB="0" distL="0" distR="0" wp14:anchorId="2D2D8D03" wp14:editId="47877A8A">
+            <wp:extent cx="3496163" cy="1400370"/>
+            <wp:effectExtent l="0" t="0" r="9525" b="9525"/>
+            <wp:docPr id="948949941" name="Picture 1"/>
+            <wp:cNvGraphicFramePr>
+              <a:graphicFrameLocks xmlns:a="http://schemas.openxmlformats.org/drawingml/2006/main" noChangeAspect="1"/>
+            </wp:cNvGraphicFramePr>
+            <a:graphic xmlns:a="http://schemas.openxmlformats.org/drawingml/2006/main">
+              <a:graphicData uri="http://schemas.openxmlformats.org/drawingml/2006/picture">
+                <pic:pic xmlns:pic="http://schemas.openxmlformats.org/drawingml/2006/picture">
+                  <pic:nvPicPr>
+                    <pic:cNvPr id="948949941" name=""/>
+                    <pic:cNvPicPr/>
+                  </pic:nvPicPr>
+                  <pic:blipFill>
+                    <a:blip r:embed="rId6"/>
+                    <a:stretch>
+                      <a:fillRect/>
+                    </a:stretch>
+                  </pic:blipFill>
+                  <pic:spPr>
+                    <a:xfrm>
+                      <a:off x="0" y="0"/>
+                      <a:ext cx="3496163" cy="1400370"/>
+                    </a:xfrm>
+                    <a:prstGeom prst="rect">
+                      <a:avLst/>
+                    </a:prstGeom>
+                  </pic:spPr>
+                </pic:pic>
+              </a:graphicData>
+            </a:graphic>
+          </wp:inline>
+        </w:drawing>
       </w:r>
     </w:p>
     <w:p>
@@ -214,7 +352,7 @@
           <w:noProof/>
         </w:rPr>
         <w:drawing>
-          <wp:anchor distT="0" distB="0" distL="114300" distR="114300" simplePos="0" relativeHeight="251663360" behindDoc="0" locked="0" layoutInCell="1" allowOverlap="1" wp14:anchorId="7F246451" wp14:editId="62104E7D">
+          <wp:anchor distT="0" distB="0" distL="114300" distR="114300" simplePos="0" relativeHeight="251663360" behindDoc="0" locked="0" layoutInCell="1" allowOverlap="1" wp14:anchorId="7F246451" wp14:editId="6C81DA9C">
             <wp:simplePos x="0" y="0"/>
             <wp:positionH relativeFrom="column">
               <wp:posOffset>2432685</wp:posOffset>
@@ -237,7 +375,7 @@
                     <pic:cNvPicPr/>
                   </pic:nvPicPr>
                   <pic:blipFill>
-                    <a:blip r:embed="rId5" cstate="print">
+                    <a:blip r:embed="rId7" cstate="print">
                       <a:extLst>
                         <a:ext uri="{28A0092B-C50C-407E-A947-70E740481C1C}">
                           <a14:useLocalDpi xmlns:a14="http://schemas.microsoft.com/office/drawing/2010/main" val="0"/>
@@ -375,7 +513,7 @@
           <w:noProof/>
         </w:rPr>
         <w:drawing>
-          <wp:anchor distT="0" distB="0" distL="114300" distR="114300" simplePos="0" relativeHeight="251664384" behindDoc="0" locked="0" layoutInCell="1" allowOverlap="1" wp14:anchorId="7B95D629" wp14:editId="5678598D">
+          <wp:anchor distT="0" distB="0" distL="114300" distR="114300" simplePos="0" relativeHeight="251664384" behindDoc="0" locked="0" layoutInCell="1" allowOverlap="1" wp14:anchorId="7B95D629" wp14:editId="68D5C8B6">
             <wp:simplePos x="0" y="0"/>
             <wp:positionH relativeFrom="column">
               <wp:posOffset>2661285</wp:posOffset>
@@ -398,7 +536,7 @@
                     <pic:cNvPicPr/>
                   </pic:nvPicPr>
                   <pic:blipFill>
-                    <a:blip r:embed="rId6" cstate="print">
+                    <a:blip r:embed="rId8" cstate="print">
                       <a:extLst>
                         <a:ext uri="{28A0092B-C50C-407E-A947-70E740481C1C}">
                           <a14:useLocalDpi xmlns:a14="http://schemas.microsoft.com/office/drawing/2010/main" val="0"/>
@@ -609,7 +747,7 @@
           <w:noProof/>
         </w:rPr>
         <w:drawing>
-          <wp:anchor distT="0" distB="0" distL="114300" distR="114300" simplePos="0" relativeHeight="251666432" behindDoc="0" locked="0" layoutInCell="1" allowOverlap="1" wp14:anchorId="4E1440EF" wp14:editId="02822955">
+          <wp:anchor distT="0" distB="0" distL="114300" distR="114300" simplePos="0" relativeHeight="251666432" behindDoc="0" locked="0" layoutInCell="1" allowOverlap="1" wp14:anchorId="4E1440EF" wp14:editId="53290C9D">
             <wp:simplePos x="0" y="0"/>
             <wp:positionH relativeFrom="column">
               <wp:posOffset>2394585</wp:posOffset>
@@ -632,7 +770,7 @@
                     <pic:cNvPicPr/>
                   </pic:nvPicPr>
                   <pic:blipFill>
-                    <a:blip r:embed="rId7" cstate="print">
+                    <a:blip r:embed="rId9" cstate="print">
                       <a:extLst>
                         <a:ext uri="{28A0092B-C50C-407E-A947-70E740481C1C}">
                           <a14:useLocalDpi xmlns:a14="http://schemas.microsoft.com/office/drawing/2010/main" val="0"/>
@@ -721,7 +859,7 @@
                     <pic:cNvPicPr/>
                   </pic:nvPicPr>
                   <pic:blipFill>
-                    <a:blip r:embed="rId8">
+                    <a:blip r:embed="rId10">
                       <a:extLst>
                         <a:ext uri="{28A0092B-C50C-407E-A947-70E740481C1C}">
                           <a14:useLocalDpi xmlns:a14="http://schemas.microsoft.com/office/drawing/2010/main" val="0"/>
@@ -805,7 +943,7 @@
                     <pic:cNvPicPr/>
                   </pic:nvPicPr>
                   <pic:blipFill>
-                    <a:blip r:embed="rId9">
+                    <a:blip r:embed="rId11">
                       <a:extLst>
                         <a:ext uri="{28A0092B-C50C-407E-A947-70E740481C1C}">
                           <a14:useLocalDpi xmlns:a14="http://schemas.microsoft.com/office/drawing/2010/main" val="0"/>
@@ -1002,7 +1140,7 @@
                     <pic:cNvPicPr/>
                   </pic:nvPicPr>
                   <pic:blipFill>
-                    <a:blip r:embed="rId10"/>
+                    <a:blip r:embed="rId12"/>
                     <a:stretch>
                       <a:fillRect/>
                     </a:stretch>
@@ -1052,7 +1190,7 @@
                     <pic:cNvPicPr/>
                   </pic:nvPicPr>
                   <pic:blipFill>
-                    <a:blip r:embed="rId11">
+                    <a:blip r:embed="rId13">
                       <a:extLst>
                         <a:ext uri="{28A0092B-C50C-407E-A947-70E740481C1C}">
                           <a14:useLocalDpi xmlns:a14="http://schemas.microsoft.com/office/drawing/2010/main" val="0"/>
@@ -1169,7 +1307,7 @@
                     <pic:cNvPicPr/>
                   </pic:nvPicPr>
                   <pic:blipFill>
-                    <a:blip r:embed="rId12">
+                    <a:blip r:embed="rId14">
                       <a:extLst>
                         <a:ext uri="{28A0092B-C50C-407E-A947-70E740481C1C}">
                           <a14:useLocalDpi xmlns:a14="http://schemas.microsoft.com/office/drawing/2010/main" val="0"/>
@@ -1314,7 +1452,7 @@
                     <pic:cNvPicPr/>
                   </pic:nvPicPr>
                   <pic:blipFill>
-                    <a:blip r:embed="rId13">
+                    <a:blip r:embed="rId15">
                       <a:extLst>
                         <a:ext uri="{28A0092B-C50C-407E-A947-70E740481C1C}">
                           <a14:useLocalDpi xmlns:a14="http://schemas.microsoft.com/office/drawing/2010/main" val="0"/>
@@ -1527,7 +1665,7 @@
                     <pic:cNvPicPr/>
                   </pic:nvPicPr>
                   <pic:blipFill>
-                    <a:blip r:embed="rId14">
+                    <a:blip r:embed="rId16">
                       <a:extLst>
                         <a:ext uri="{28A0092B-C50C-407E-A947-70E740481C1C}">
                           <a14:useLocalDpi xmlns:a14="http://schemas.microsoft.com/office/drawing/2010/main" val="0"/>
@@ -1689,7 +1827,7 @@
           <w:noProof/>
         </w:rPr>
         <w:drawing>
-          <wp:anchor distT="0" distB="0" distL="114300" distR="114300" simplePos="0" relativeHeight="251673600" behindDoc="0" locked="0" layoutInCell="1" allowOverlap="1" wp14:anchorId="6E439A01" wp14:editId="56C945A8">
+          <wp:anchor distT="0" distB="0" distL="114300" distR="114300" simplePos="0" relativeHeight="251673600" behindDoc="0" locked="0" layoutInCell="1" allowOverlap="1" wp14:anchorId="6E439A01" wp14:editId="0995CEBE">
             <wp:simplePos x="0" y="0"/>
             <wp:positionH relativeFrom="column">
               <wp:posOffset>2813685</wp:posOffset>
@@ -1712,7 +1850,7 @@
                     <pic:cNvPicPr/>
                   </pic:nvPicPr>
                   <pic:blipFill>
-                    <a:blip r:embed="rId15" cstate="print">
+                    <a:blip r:embed="rId17" cstate="print">
                       <a:extLst>
                         <a:ext uri="{28A0092B-C50C-407E-A947-70E740481C1C}">
                           <a14:useLocalDpi xmlns:a14="http://schemas.microsoft.com/office/drawing/2010/main" val="0"/>
@@ -1947,7 +2085,7 @@
           <w:noProof/>
         </w:rPr>
         <w:drawing>
-          <wp:anchor distT="0" distB="0" distL="114300" distR="114300" simplePos="0" relativeHeight="251674624" behindDoc="0" locked="0" layoutInCell="1" allowOverlap="1" wp14:anchorId="023E25F1" wp14:editId="28D38CB2">
+          <wp:anchor distT="0" distB="0" distL="114300" distR="114300" simplePos="0" relativeHeight="251674624" behindDoc="0" locked="0" layoutInCell="1" allowOverlap="1" wp14:anchorId="023E25F1" wp14:editId="589C91E4">
             <wp:simplePos x="0" y="0"/>
             <wp:positionH relativeFrom="column">
               <wp:posOffset>2150745</wp:posOffset>
@@ -1970,7 +2108,7 @@
                     <pic:cNvPicPr/>
                   </pic:nvPicPr>
                   <pic:blipFill>
-                    <a:blip r:embed="rId16" cstate="print">
+                    <a:blip r:embed="rId18" cstate="print">
                       <a:extLst>
                         <a:ext uri="{28A0092B-C50C-407E-A947-70E740481C1C}">
                           <a14:useLocalDpi xmlns:a14="http://schemas.microsoft.com/office/drawing/2010/main" val="0"/>
@@ -2381,7 +2519,7 @@
           <w:bCs/>
         </w:rPr>
         <w:lastRenderedPageBreak/>
-        <w:t>7. Módulo de Cotizaciones de Ficha (Presupuestos Definitivos)</w:t>
+        <w:t>7. Módulo de Cotizaciones de Ficha</w:t>
       </w:r>
     </w:p>
     <w:p>
@@ -2413,7 +2551,7 @@
                     <pic:cNvPicPr/>
                   </pic:nvPicPr>
                   <pic:blipFill>
-                    <a:blip r:embed="rId17">
+                    <a:blip r:embed="rId19">
                       <a:extLst>
                         <a:ext uri="{28A0092B-C50C-407E-A947-70E740481C1C}">
                           <a14:useLocalDpi xmlns:a14="http://schemas.microsoft.com/office/drawing/2010/main" val="0"/>
@@ -2440,7 +2578,13 @@
         </w:drawing>
       </w:r>
       <w:r>
-        <w:t xml:space="preserve">A diferencia de las cotizaciones iniciales, este módulo gestiona los presupuestos formales que se generan cuando el vehículo ya cuenta con una </w:t>
+        <w:rPr>
+          <w:noProof/>
+        </w:rPr>
+        <w:t>Este</w:t>
+      </w:r>
+      <w:r>
+        <w:t xml:space="preserve"> módulo gestiona los presupuestos formales que se generan cuando el vehículo ya cuenta con una </w:t>
       </w:r>
       <w:r>
         <w:rPr>
@@ -2504,33 +2648,19 @@
       <w:r>
         <w:t xml:space="preserve"> Los registros se visualizan como una tabla de datos en computadores de escritorio y como tarjetas individuales en dispositivos móviles.</w:t>
       </w:r>
-    </w:p>
-    <w:p>
-      <w:pPr>
-        <w:numPr>
-          <w:ilvl w:val="0"/>
-          <w:numId w:val="32"/>
-        </w:numPr>
-      </w:pPr>
-      <w:r>
-        <w:rPr>
-          <w:b/>
-          <w:bCs/>
-        </w:rPr>
-        <w:t>Nueva Cotización:</w:t>
-      </w:r>
-      <w:r>
-        <w:t xml:space="preserve"> Al generar un nuevo documento, el formulario solicitará desglosar los servicios, como la mano de obra mecánica y los insumos (aceites, repuestos), calculando automáticamente los subtotales, descuentos e IVA.</w:t>
-      </w:r>
-    </w:p>
-    <w:p>
       <w:r>
         <w:rPr>
           <w:noProof/>
         </w:rPr>
+        <w:t xml:space="preserve"> </w:t>
+      </w:r>
+      <w:r>
+        <w:rPr>
+          <w:noProof/>
+        </w:rPr>
         <w:drawing>
-          <wp:inline distT="0" distB="0" distL="0" distR="0" wp14:anchorId="056FB8F4" wp14:editId="62A217B6">
-            <wp:extent cx="5463540" cy="3167380"/>
+          <wp:inline distT="0" distB="0" distL="0" distR="0" wp14:anchorId="20241ABD" wp14:editId="24227B0F">
+            <wp:extent cx="5463540" cy="2862580"/>
             <wp:effectExtent l="0" t="0" r="3810" b="0"/>
             <wp:docPr id="1391017210" name="Picture 1"/>
             <wp:cNvGraphicFramePr>
@@ -2544,8 +2674,8 @@
                     <pic:cNvPicPr/>
                   </pic:nvPicPr>
                   <pic:blipFill rotWithShape="1">
-                    <a:blip r:embed="rId18"/>
-                    <a:srcRect r="2648"/>
+                    <a:blip r:embed="rId20"/>
+                    <a:srcRect t="9623" r="2648"/>
                     <a:stretch>
                       <a:fillRect/>
                     </a:stretch>
@@ -2553,7 +2683,7 @@
                   <pic:spPr bwMode="auto">
                     <a:xfrm>
                       <a:off x="0" y="0"/>
-                      <a:ext cx="5463540" cy="3167380"/>
+                      <a:ext cx="5463540" cy="2862580"/>
                     </a:xfrm>
                     <a:prstGeom prst="rect">
                       <a:avLst/>
@@ -2583,11 +2713,93 @@
       </w:pPr>
       <w:r>
         <w:rPr>
+          <w:b/>
+          <w:bCs/>
+        </w:rPr>
+        <w:br w:type="page"/>
+      </w:r>
+    </w:p>
+    <w:p>
+      <w:pPr>
+        <w:numPr>
+          <w:ilvl w:val="0"/>
+          <w:numId w:val="32"/>
+        </w:numPr>
+      </w:pPr>
+      <w:r>
+        <w:rPr>
+          <w:b/>
+          <w:bCs/>
+        </w:rPr>
+        <w:lastRenderedPageBreak/>
+        <w:t>Nueva Cotización:</w:t>
+      </w:r>
+      <w:r>
+        <w:t xml:space="preserve"> Al generar un nuevo documento, el formulario solicitará desglosar los servicios, como la mano de obra mecánica y los insumos (aceites, repuestos), calculando automáticamente los subtotales, descuentos e IVA.</w:t>
+      </w:r>
+    </w:p>
+    <w:p>
+      <w:pPr>
+        <w:ind w:left="708"/>
+        <w:rPr>
           <w:noProof/>
         </w:rPr>
-        <w:lastRenderedPageBreak/>
+      </w:pPr>
+      <w:r>
+        <w:rPr>
+          <w:noProof/>
+        </w:rPr>
         <w:drawing>
-          <wp:anchor distT="0" distB="0" distL="114300" distR="114300" simplePos="0" relativeHeight="251676672" behindDoc="0" locked="0" layoutInCell="1" allowOverlap="1" wp14:anchorId="3174D4EC" wp14:editId="01D378F2">
+          <wp:inline distT="0" distB="0" distL="0" distR="0" wp14:anchorId="421396CB" wp14:editId="1B5B76B8">
+            <wp:extent cx="5612130" cy="3249295"/>
+            <wp:effectExtent l="0" t="0" r="7620" b="8255"/>
+            <wp:docPr id="1181052065" name="Picture 1"/>
+            <wp:cNvGraphicFramePr>
+              <a:graphicFrameLocks xmlns:a="http://schemas.openxmlformats.org/drawingml/2006/main" noChangeAspect="1"/>
+            </wp:cNvGraphicFramePr>
+            <a:graphic xmlns:a="http://schemas.openxmlformats.org/drawingml/2006/main">
+              <a:graphicData uri="http://schemas.openxmlformats.org/drawingml/2006/picture">
+                <pic:pic xmlns:pic="http://schemas.openxmlformats.org/drawingml/2006/picture">
+                  <pic:nvPicPr>
+                    <pic:cNvPr id="1181052065" name=""/>
+                    <pic:cNvPicPr/>
+                  </pic:nvPicPr>
+                  <pic:blipFill>
+                    <a:blip r:embed="rId21"/>
+                    <a:stretch>
+                      <a:fillRect/>
+                    </a:stretch>
+                  </pic:blipFill>
+                  <pic:spPr>
+                    <a:xfrm>
+                      <a:off x="0" y="0"/>
+                      <a:ext cx="5612130" cy="3249295"/>
+                    </a:xfrm>
+                    <a:prstGeom prst="rect">
+                      <a:avLst/>
+                    </a:prstGeom>
+                  </pic:spPr>
+                </pic:pic>
+              </a:graphicData>
+            </a:graphic>
+          </wp:inline>
+        </w:drawing>
+      </w:r>
+    </w:p>
+    <w:p/>
+    <w:p>
+      <w:pPr>
+        <w:rPr>
+          <w:b/>
+          <w:bCs/>
+        </w:rPr>
+      </w:pPr>
+      <w:r>
+        <w:rPr>
+          <w:noProof/>
+        </w:rPr>
+        <w:drawing>
+          <wp:anchor distT="0" distB="0" distL="114300" distR="114300" simplePos="0" relativeHeight="251676672" behindDoc="0" locked="0" layoutInCell="1" allowOverlap="1" wp14:anchorId="3174D4EC" wp14:editId="74F43B87">
             <wp:simplePos x="0" y="0"/>
             <wp:positionH relativeFrom="column">
               <wp:posOffset>2302510</wp:posOffset>
@@ -2610,7 +2822,7 @@
                     <pic:cNvPicPr/>
                   </pic:nvPicPr>
                   <pic:blipFill>
-                    <a:blip r:embed="rId19" cstate="print">
+                    <a:blip r:embed="rId22" cstate="print">
                       <a:extLst>
                         <a:ext uri="{28A0092B-C50C-407E-A947-70E740481C1C}">
                           <a14:useLocalDpi xmlns:a14="http://schemas.microsoft.com/office/drawing/2010/main" val="0"/>
@@ -2721,6 +2933,7 @@
           <w:b/>
           <w:bCs/>
         </w:rPr>
+        <w:lastRenderedPageBreak/>
         <w:t>Descargar PDF:</w:t>
       </w:r>
       <w:r>
@@ -2833,7 +3046,7 @@
                     <pic:cNvPicPr/>
                   </pic:nvPicPr>
                   <pic:blipFill>
-                    <a:blip r:embed="rId20">
+                    <a:blip r:embed="rId23">
                       <a:extLst>
                         <a:ext uri="{28A0092B-C50C-407E-A947-70E740481C1C}">
                           <a14:useLocalDpi xmlns:a14="http://schemas.microsoft.com/office/drawing/2010/main" val="0"/>
@@ -2988,7 +3201,7 @@
                     <pic:cNvPicPr/>
                   </pic:nvPicPr>
                   <pic:blipFill>
-                    <a:blip r:embed="rId21">
+                    <a:blip r:embed="rId24">
                       <a:extLst>
                         <a:ext uri="{28A0092B-C50C-407E-A947-70E740481C1C}">
                           <a14:useLocalDpi xmlns:a14="http://schemas.microsoft.com/office/drawing/2010/main" val="0"/>
@@ -3162,7 +3375,7 @@
           </mc:Choice>
           <mc:Fallback>
             <w:pict>
-              <v:rect w14:anchorId="7F195E19" id="Rectangle 1" o:spid="_x0000_s1026" style="position:absolute;margin-left:390.15pt;margin-top:15.05pt;width:73.8pt;height:24.6pt;z-index:251680768;visibility:visible;mso-wrap-style:square;mso-wrap-distance-left:9pt;mso-wrap-distance-top:0;mso-wrap-distance-right:9pt;mso-wrap-distance-bottom:0;mso-position-horizontal:absolute;mso-position-horizontal-relative:text;mso-position-vertical:absolute;mso-position-vertical-relative:text;v-text-anchor:middle" o:gfxdata="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" filled="f" strokecolor="#e00" strokeweight="1pt"/>
+              <v:rect w14:anchorId="1EF11C7E" id="Rectangle 1" o:spid="_x0000_s1026" style="position:absolute;margin-left:390.15pt;margin-top:15.05pt;width:73.8pt;height:24.6pt;z-index:251680768;visibility:visible;mso-wrap-style:square;mso-wrap-distance-left:9pt;mso-wrap-distance-top:0;mso-wrap-distance-right:9pt;mso-wrap-distance-bottom:0;mso-position-horizontal:absolute;mso-position-horizontal-relative:text;mso-position-vertical:absolute;mso-position-vertical-relative:text;v-text-anchor:middle" o:gfxdata="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" filled="f" strokecolor="#e00" strokeweight="1pt"/>
             </w:pict>
           </mc:Fallback>
         </mc:AlternateContent>
@@ -3195,7 +3408,7 @@
                     <pic:cNvPicPr/>
                   </pic:nvPicPr>
                   <pic:blipFill>
-                    <a:blip r:embed="rId22">
+                    <a:blip r:embed="rId25">
                       <a:extLst>
                         <a:ext uri="{28A0092B-C50C-407E-A947-70E740481C1C}">
                           <a14:useLocalDpi xmlns:a14="http://schemas.microsoft.com/office/drawing/2010/main" val="0"/>
@@ -3287,22 +3500,70 @@
       </w:pPr>
       <w:r>
         <w:rPr>
+          <w:b/>
+          <w:bCs/>
+        </w:rPr>
+        <w:lastRenderedPageBreak/>
+        <w:t>9. Panel Neutro-T (Configuración del Sistema)</w:t>
+      </w:r>
+    </w:p>
+    <w:p>
+      <w:r>
+        <w:t>El Panel Neutro-T es el centro de ajustes globales de la plataforma. Desde este módulo, el administrador puede personalizar el comportamiento del sistema y definir los datos oficiales que se presentarán a los clientes.</w:t>
+      </w:r>
+      <w:r>
+        <w:rPr>
           <w:noProof/>
         </w:rPr>
-        <w:lastRenderedPageBreak/>
+        <w:t xml:space="preserve"> </w:t>
+      </w:r>
+    </w:p>
+    <w:p>
+      <w:r>
+        <w:t>Este panel está dividido en cuatro secciones de configuración principales:</w:t>
+      </w:r>
+    </w:p>
+    <w:p>
+      <w:pPr>
+        <w:rPr>
+          <w:b/>
+          <w:bCs/>
+        </w:rPr>
+      </w:pPr>
+      <w:r>
+        <w:rPr>
+          <w:b/>
+          <w:bCs/>
+        </w:rPr>
+        <w:t>9.1. Información General de la Empresa</w:t>
+      </w:r>
+    </w:p>
+    <w:p>
+      <w:r>
+        <w:t>En esta sección se definen los datos institucionales del taller.</w:t>
+      </w:r>
+    </w:p>
+    <w:p>
+      <w:pPr>
+        <w:numPr>
+          <w:ilvl w:val="0"/>
+          <w:numId w:val="33"/>
+        </w:numPr>
+      </w:pPr>
+      <w:r>
         <w:drawing>
-          <wp:anchor distT="0" distB="0" distL="114300" distR="114300" simplePos="0" relativeHeight="251681792" behindDoc="0" locked="0" layoutInCell="1" allowOverlap="1" wp14:anchorId="5E4436D3" wp14:editId="7B157918">
+          <wp:anchor distT="0" distB="0" distL="114300" distR="114300" simplePos="0" relativeHeight="251688960" behindDoc="0" locked="0" layoutInCell="1" allowOverlap="1" wp14:anchorId="11C91D71" wp14:editId="5DF401C1">
             <wp:simplePos x="0" y="0"/>
-            <wp:positionH relativeFrom="page">
-              <wp:posOffset>4328795</wp:posOffset>
+            <wp:positionH relativeFrom="margin">
+              <wp:posOffset>3415665</wp:posOffset>
             </wp:positionH>
             <wp:positionV relativeFrom="paragraph">
-              <wp:posOffset>-337820</wp:posOffset>
+              <wp:posOffset>10160</wp:posOffset>
             </wp:positionV>
-            <wp:extent cx="3016885" cy="2383155"/>
-            <wp:effectExtent l="0" t="0" r="0" b="0"/>
+            <wp:extent cx="2476500" cy="2208530"/>
+            <wp:effectExtent l="0" t="0" r="0" b="1270"/>
             <wp:wrapSquare wrapText="bothSides"/>
-            <wp:docPr id="507197710" name="Picture 1"/>
+            <wp:docPr id="882465274" name="Picture 1"/>
             <wp:cNvGraphicFramePr>
               <a:graphicFrameLocks xmlns:a="http://schemas.openxmlformats.org/drawingml/2006/main" noChangeAspect="1"/>
             </wp:cNvGraphicFramePr>
@@ -3310,11 +3571,11 @@
               <a:graphicData uri="http://schemas.openxmlformats.org/drawingml/2006/picture">
                 <pic:pic xmlns:pic="http://schemas.openxmlformats.org/drawingml/2006/picture">
                   <pic:nvPicPr>
-                    <pic:cNvPr id="507197710" name=""/>
+                    <pic:cNvPr id="882465274" name=""/>
                     <pic:cNvPicPr/>
                   </pic:nvPicPr>
                   <pic:blipFill>
-                    <a:blip r:embed="rId23" cstate="print">
+                    <a:blip r:embed="rId26" cstate="print">
                       <a:extLst>
                         <a:ext uri="{28A0092B-C50C-407E-A947-70E740481C1C}">
                           <a14:useLocalDpi xmlns:a14="http://schemas.microsoft.com/office/drawing/2010/main" val="0"/>
@@ -3328,7 +3589,7 @@
                   <pic:spPr>
                     <a:xfrm>
                       <a:off x="0" y="0"/>
-                      <a:ext cx="3016885" cy="2383155"/>
+                      <a:ext cx="2476500" cy="2208530"/>
                     </a:xfrm>
                     <a:prstGeom prst="rect">
                       <a:avLst/>
@@ -3351,37 +3612,10 @@
           <w:b/>
           <w:bCs/>
         </w:rPr>
-        <w:t>9. Panel Neutro-T (Configuración del Sistema)</w:t>
-      </w:r>
-    </w:p>
-    <w:p>
-      <w:r>
-        <w:t>El Panel Neutro-T es el centro de ajustes globales de la plataforma. Desde este módulo, el administrador puede personalizar el comportamiento del sistema y definir los datos oficiales que se presentarán a los clientes.</w:t>
-      </w:r>
-    </w:p>
-    <w:p>
-      <w:r>
-        <w:t>Este panel está dividido en cuatro secciones de configuración principales:</w:t>
-      </w:r>
-    </w:p>
-    <w:p>
-      <w:pPr>
-        <w:rPr>
-          <w:b/>
-          <w:bCs/>
-        </w:rPr>
-      </w:pPr>
-      <w:r>
-        <w:rPr>
-          <w:b/>
-          <w:bCs/>
-        </w:rPr>
-        <w:t>9.1. Información General de la Empresa</w:t>
-      </w:r>
-    </w:p>
-    <w:p>
-      <w:r>
-        <w:t>En esta sección se definen los datos institucionales del taller.</w:t>
+        <w:t>Configuración para Reportes:</w:t>
+      </w:r>
+      <w:r>
+        <w:t xml:space="preserve"> Toda la información ingresada aquí (Nombre de la empresa, RUT, dirección, correo electrónico y teléfonos de contacto) es la que el sistema utilizará automáticamente para generar los membretes y encabezados de todos los documentos exportados a PDF (Cotizaciones, Fichas, Informes Finales y Chequeos).</w:t>
       </w:r>
     </w:p>
     <w:p>
@@ -3392,24 +3626,6 @@
         </w:numPr>
       </w:pPr>
       <w:r>
-        <w:rPr>
-          <w:b/>
-          <w:bCs/>
-        </w:rPr>
-        <w:t>Configuración para Reportes:</w:t>
-      </w:r>
-      <w:r>
-        <w:t xml:space="preserve"> Toda la información ingresada aquí (Nombre de la empresa, RUT, dirección, correo electrónico y teléfonos de contacto) es la que el sistema utilizará automáticamente para generar los membretes y encabezados de todos los documentos exportados a PDF (Cotizaciones, Fichas, Informes Finales y Chequeos).</w:t>
-      </w:r>
-    </w:p>
-    <w:p>
-      <w:pPr>
-        <w:numPr>
-          <w:ilvl w:val="0"/>
-          <w:numId w:val="33"/>
-        </w:numPr>
-      </w:pPr>
-      <w:r>
         <w:t>Asegúrese de mantener estos datos siempre actualizados para garantizar una comunicación formal y profesional con sus clientes.</w:t>
       </w:r>
     </w:p>
@@ -3434,7 +3650,7 @@
           <w:noProof/>
         </w:rPr>
         <w:drawing>
-          <wp:anchor distT="0" distB="0" distL="114300" distR="114300" simplePos="0" relativeHeight="251682816" behindDoc="0" locked="0" layoutInCell="1" allowOverlap="1" wp14:anchorId="162708F9" wp14:editId="3BBA7489">
+          <wp:anchor distT="0" distB="0" distL="114300" distR="114300" simplePos="0" relativeHeight="251682816" behindDoc="0" locked="0" layoutInCell="1" allowOverlap="1" wp14:anchorId="162708F9" wp14:editId="0DF07CE4">
             <wp:simplePos x="0" y="0"/>
             <wp:positionH relativeFrom="column">
               <wp:posOffset>2867025</wp:posOffset>
@@ -3457,7 +3673,7 @@
                     <pic:cNvPicPr/>
                   </pic:nvPicPr>
                   <pic:blipFill>
-                    <a:blip r:embed="rId24" cstate="print">
+                    <a:blip r:embed="rId27" cstate="print">
                       <a:extLst>
                         <a:ext uri="{28A0092B-C50C-407E-A947-70E740481C1C}">
                           <a14:useLocalDpi xmlns:a14="http://schemas.microsoft.com/office/drawing/2010/main" val="0"/>
@@ -3590,7 +3806,7 @@
                     <pic:cNvPicPr/>
                   </pic:nvPicPr>
                   <pic:blipFill>
-                    <a:blip r:embed="rId25">
+                    <a:blip r:embed="rId28">
                       <a:extLst>
                         <a:ext uri="{28A0092B-C50C-407E-A947-70E740481C1C}">
                           <a14:useLocalDpi xmlns:a14="http://schemas.microsoft.com/office/drawing/2010/main" val="0"/>
@@ -3699,7 +3915,7 @@
                     <pic:cNvPicPr/>
                   </pic:nvPicPr>
                   <pic:blipFill>
-                    <a:blip r:embed="rId26">
+                    <a:blip r:embed="rId29">
                       <a:extLst>
                         <a:ext uri="{28A0092B-C50C-407E-A947-70E740481C1C}">
                           <a14:useLocalDpi xmlns:a14="http://schemas.microsoft.com/office/drawing/2010/main" val="0"/>
@@ -3864,7 +4080,7 @@
           <w:noProof/>
         </w:rPr>
         <w:drawing>
-          <wp:inline distT="0" distB="0" distL="0" distR="0" wp14:anchorId="580367B8" wp14:editId="08403A86">
+          <wp:inline distT="0" distB="0" distL="0" distR="0" wp14:anchorId="580367B8" wp14:editId="650FCC8E">
             <wp:extent cx="5612130" cy="1283970"/>
             <wp:effectExtent l="0" t="0" r="7620" b="0"/>
             <wp:docPr id="1048737675" name="Picture 1"/>
@@ -3879,7 +4095,7 @@
                     <pic:cNvPicPr/>
                   </pic:nvPicPr>
                   <pic:blipFill>
-                    <a:blip r:embed="rId27"/>
+                    <a:blip r:embed="rId30"/>
                     <a:stretch>
                       <a:fillRect/>
                     </a:stretch>
@@ -3920,22 +4136,30 @@
     </w:p>
     <w:p>
       <w:r>
-        <w:rPr>
-          <w:noProof/>
-        </w:rPr>
+        <w:t>Para mantener la base de datos del personal actualizada, utilice los controles ubicados en la vista principal:</w:t>
+      </w:r>
+    </w:p>
+    <w:p>
+      <w:pPr>
+        <w:numPr>
+          <w:ilvl w:val="0"/>
+          <w:numId w:val="37"/>
+        </w:numPr>
+      </w:pPr>
+      <w:r>
         <w:drawing>
-          <wp:anchor distT="0" distB="0" distL="114300" distR="114300" simplePos="0" relativeHeight="251685888" behindDoc="0" locked="0" layoutInCell="1" allowOverlap="1" wp14:anchorId="6AA3974E" wp14:editId="4EED4806">
+          <wp:anchor distT="0" distB="0" distL="114300" distR="114300" simplePos="0" relativeHeight="251689984" behindDoc="0" locked="0" layoutInCell="1" allowOverlap="1" wp14:anchorId="7BCDE73F" wp14:editId="204B906E">
             <wp:simplePos x="0" y="0"/>
             <wp:positionH relativeFrom="column">
-              <wp:posOffset>3095625</wp:posOffset>
+              <wp:posOffset>3682365</wp:posOffset>
             </wp:positionH>
             <wp:positionV relativeFrom="paragraph">
-              <wp:posOffset>160655</wp:posOffset>
+              <wp:posOffset>168910</wp:posOffset>
             </wp:positionV>
-            <wp:extent cx="2741930" cy="2827020"/>
-            <wp:effectExtent l="0" t="0" r="1270" b="0"/>
+            <wp:extent cx="1898650" cy="2141220"/>
+            <wp:effectExtent l="0" t="0" r="6350" b="0"/>
             <wp:wrapSquare wrapText="bothSides"/>
-            <wp:docPr id="961268642" name="Picture 1"/>
+            <wp:docPr id="1204906513" name="Picture 1"/>
             <wp:cNvGraphicFramePr>
               <a:graphicFrameLocks xmlns:a="http://schemas.openxmlformats.org/drawingml/2006/main" noChangeAspect="1"/>
             </wp:cNvGraphicFramePr>
@@ -3943,11 +4167,11 @@
               <a:graphicData uri="http://schemas.openxmlformats.org/drawingml/2006/picture">
                 <pic:pic xmlns:pic="http://schemas.openxmlformats.org/drawingml/2006/picture">
                   <pic:nvPicPr>
-                    <pic:cNvPr id="961268642" name=""/>
+                    <pic:cNvPr id="1204906513" name=""/>
                     <pic:cNvPicPr/>
                   </pic:nvPicPr>
                   <pic:blipFill>
-                    <a:blip r:embed="rId28">
+                    <a:blip r:embed="rId31" cstate="print">
                       <a:extLst>
                         <a:ext uri="{28A0092B-C50C-407E-A947-70E740481C1C}">
                           <a14:useLocalDpi xmlns:a14="http://schemas.microsoft.com/office/drawing/2010/main" val="0"/>
@@ -3961,7 +4185,7 @@
                   <pic:spPr>
                     <a:xfrm>
                       <a:off x="0" y="0"/>
-                      <a:ext cx="2741930" cy="2827020"/>
+                      <a:ext cx="1898650" cy="2141220"/>
                     </a:xfrm>
                     <a:prstGeom prst="rect">
                       <a:avLst/>
@@ -3970,17 +4194,24 @@
                 </pic:pic>
               </a:graphicData>
             </a:graphic>
-            <wp14:sizeRelH relativeFrom="margin">
-              <wp14:pctWidth>0</wp14:pctWidth>
-            </wp14:sizeRelH>
-            <wp14:sizeRelV relativeFrom="margin">
-              <wp14:pctHeight>0</wp14:pctHeight>
-            </wp14:sizeRelV>
           </wp:anchor>
         </w:drawing>
       </w:r>
       <w:r>
-        <w:t>Para mantener la base de datos del personal actualizada, utilice los controles ubicados en la vista principal:</w:t>
+        <w:rPr>
+          <w:b/>
+          <w:bCs/>
+        </w:rPr>
+        <w:t>Crear (Nuevo Trabajador):</w:t>
+      </w:r>
+      <w:r>
+        <w:t xml:space="preserve"> Utilice el botón de registro para abrir el formulario de ingreso. Deberá completar los datos personales y de contacto del nuevo integrante del equipo. Una vez guardado, su nombre aparecerá disponible inmediatamente en los menús desplegables de las Órdenes de Trabajo para poder asignarle vehículos.</w:t>
+      </w:r>
+      <w:r>
+        <w:rPr>
+          <w:noProof/>
+        </w:rPr>
+        <w:t xml:space="preserve"> </w:t>
       </w:r>
     </w:p>
     <w:p>
@@ -3995,10 +4226,14 @@
           <w:b/>
           <w:bCs/>
         </w:rPr>
-        <w:t>Crear (Nuevo Trabajador):</w:t>
-      </w:r>
-      <w:r>
-        <w:t xml:space="preserve"> Utilice el botón de registro para abrir el formulario de ingreso. Deberá completar los datos personales y de contacto del nuevo integrante del equipo. Una vez guardado, su nombre aparecerá disponible inmediatamente en los menús desplegables de las Órdenes de Trabajo para poder asignarle vehículos.</w:t>
+        <w:t>Editar:</w:t>
+      </w:r>
+      <w:r>
+        <w:t xml:space="preserve"> Si un trabajador cambia su número de teléfono o requiere una actualización en sus datos, seleccione la opción de edición junto a </w:t>
+      </w:r>
+      <w:r>
+        <w:lastRenderedPageBreak/>
+        <w:t>su nombre en el listado. Modifique la información necesaria y guarde los cambios.</w:t>
       </w:r>
     </w:p>
     <w:p>
@@ -4013,18 +4248,120 @@
           <w:b/>
           <w:bCs/>
         </w:rPr>
-        <w:lastRenderedPageBreak/>
-        <w:t>Editar:</w:t>
-      </w:r>
-      <w:r>
-        <w:t xml:space="preserve"> Si un trabajador cambia su número de teléfono o requiere una actualización en sus datos, seleccione la opción de edición junto a su nombre en el listado. Modifique la información necesaria y guarde los cambios.</w:t>
+        <w:t>Eliminar:</w:t>
+      </w:r>
+      <w:r>
+        <w:t xml:space="preserve"> En caso de que un integrante deje de pertenecer al equipo del taller, utilice la opción de eliminar para retirarlo del sistema. Esto evitará que se le sigan asignando nuevos vehículos en el futuro.</w:t>
+      </w:r>
+    </w:p>
+    <w:p>
+      <w:pPr>
+        <w:rPr>
+          <w:b/>
+          <w:bCs/>
+        </w:rPr>
+      </w:pPr>
+      <w:r>
+        <w:rPr>
+          <w:b/>
+          <w:bCs/>
+        </w:rPr>
+        <w:t>11. Módulo de Inventario</w:t>
+      </w:r>
+    </w:p>
+    <w:p>
+      <w:r>
+        <w:t>El Módulo de Inventario es la herramienta central para gestionar las existencias de repuestos, lubricantes y piezas duras dentro del taller. Su objetivo es mantener un control exacto de lo que hay en bodega para asegurar que el equipo técnico tenga los recursos necesarios sin retrasar las Órdenes de Trabajo.</w:t>
+      </w:r>
+    </w:p>
+    <w:p>
+      <w:pPr>
+        <w:rPr>
+          <w:b/>
+          <w:bCs/>
+        </w:rPr>
+      </w:pPr>
+      <w:r>
+        <w:rPr>
+          <w:b/>
+          <w:bCs/>
+        </w:rPr>
+        <w:t>11.1. Listado y Control de Stock</w:t>
+      </w:r>
+    </w:p>
+    <w:p>
+      <w:r>
+        <w:t>Al ingresar al módulo, visualizará el catálogo completo de insumos registrados en el sistema.</w:t>
+      </w:r>
+    </w:p>
+    <w:p>
+      <w:r>
+        <w:t>[</w:t>
+      </w:r>
+      <w:r>
+        <w:rPr>
+          <w:rFonts w:ascii="Segoe UI Emoji" w:hAnsi="Segoe UI Emoji" w:cs="Segoe UI Emoji"/>
+        </w:rPr>
+        <w:t>📸</w:t>
+      </w:r>
+      <w:r>
+        <w:t xml:space="preserve"> INSERTAR IMAGEN: Captura del listado de inventario, mostrando las columnas de nombre del repuesto, cantidad disponible en stock y botones de acción]</w:t>
+      </w:r>
+    </w:p>
+    <w:p>
+      <w:r>
+        <w:t>Desde esta pantalla, el usuario encargado de bodega puede registrar la llegada de nueva mercadería (aumentar stock manual por compras), editar la información de un repuesto existente o eliminar registros obsoletos.</w:t>
+      </w:r>
+    </w:p>
+    <w:p>
+      <w:pPr>
+        <w:rPr>
+          <w:b/>
+          <w:bCs/>
+        </w:rPr>
+      </w:pPr>
+      <w:r>
+        <w:rPr>
+          <w:b/>
+          <w:bCs/>
+        </w:rPr>
+        <w:t>11.2. Integración Automatizada con Cotizaciones</w:t>
+      </w:r>
+    </w:p>
+    <w:p>
+      <w:r>
+        <w:t xml:space="preserve">El sistema Neutro Transmisiones está diseñado para hacer el control de stock de forma inteligente y conectada. Los mecánicos o administrativos </w:t>
+      </w:r>
+      <w:r>
+        <w:rPr>
+          <w:b/>
+          <w:bCs/>
+        </w:rPr>
+        <w:t>no necesitan</w:t>
+      </w:r>
+      <w:r>
+        <w:t xml:space="preserve"> ingresar a este módulo a descontar manualmente un repuesto cada vez que se usa en un vehículo. El flujo opera bajo las siguientes reglas automáticas:</w:t>
+      </w:r>
+    </w:p>
+    <w:p>
+      <w:r>
+        <w:t>[</w:t>
+      </w:r>
+      <w:r>
+        <w:rPr>
+          <w:rFonts w:ascii="Segoe UI Emoji" w:hAnsi="Segoe UI Emoji" w:cs="Segoe UI Emoji"/>
+        </w:rPr>
+        <w:t>📸</w:t>
+      </w:r>
+      <w:r>
+        <w:t xml:space="preserve"> INSERTAR IMAGEN: Captura de la sección dentro del formulario de Cotizaciones donde se seleccionan los insumos del inventario]</w:t>
       </w:r>
     </w:p>
     <w:p>
       <w:pPr>
         <w:numPr>
           <w:ilvl w:val="0"/>
-          <w:numId w:val="37"/>
+          <w:numId w:val="38"/>
         </w:numPr>
       </w:pPr>
       <w:r>
@@ -4032,12 +4369,80 @@
           <w:b/>
           <w:bCs/>
         </w:rPr>
-        <w:t>Eliminar:</w:t>
-      </w:r>
-      <w:r>
-        <w:t xml:space="preserve"> En caso de que un integrante deje de pertenecer al equipo del taller, utilice la opción de eliminar para retirarlo del sistema. Esto evitará que se le sigan asignando nuevos vehículos en el futuro.</w:t>
-      </w:r>
-    </w:p>
+        <w:t>Validación en Tiempo Real:</w:t>
+      </w:r>
+      <w:r>
+        <w:t xml:space="preserve"> Cuando usted está creando una Cotización (ya sea Inicial o de Ficha), el formulario cuenta con un apartado específico para agregar insumos directamente desde el inventario. El sistema valida el stock en tiempo real: </w:t>
+      </w:r>
+      <w:r>
+        <w:rPr>
+          <w:b/>
+          <w:bCs/>
+        </w:rPr>
+        <w:t>no le permitirá agregar una cantidad de insumos mayor a la que realmente existe disponible</w:t>
+      </w:r>
+      <w:r>
+        <w:t xml:space="preserve"> en bodega.</w:t>
+      </w:r>
+    </w:p>
+    <w:p>
+      <w:pPr>
+        <w:numPr>
+          <w:ilvl w:val="0"/>
+          <w:numId w:val="38"/>
+        </w:numPr>
+      </w:pPr>
+      <w:r>
+        <w:rPr>
+          <w:b/>
+          <w:bCs/>
+        </w:rPr>
+        <w:lastRenderedPageBreak/>
+        <w:t>Descuento Automático:</w:t>
+      </w:r>
+      <w:r>
+        <w:t xml:space="preserve"> Una vez que la cotización es </w:t>
+      </w:r>
+      <w:r>
+        <w:rPr>
+          <w:b/>
+          <w:bCs/>
+        </w:rPr>
+        <w:t>Confirmada</w:t>
+      </w:r>
+      <w:r>
+        <w:t xml:space="preserve"> y aprobada para su ejecución, el sistema automáticamente descuenta esas cantidades exactas del inventario global.</w:t>
+      </w:r>
+    </w:p>
+    <w:p>
+      <w:pPr>
+        <w:numPr>
+          <w:ilvl w:val="0"/>
+          <w:numId w:val="38"/>
+        </w:numPr>
+      </w:pPr>
+      <w:r>
+        <w:rPr>
+          <w:b/>
+          <w:bCs/>
+        </w:rPr>
+        <w:t>Reversión de Seguridad:</w:t>
+      </w:r>
+      <w:r>
+        <w:t xml:space="preserve"> Si por alguna razón el servicio no se lleva a cabo y la cotización se cancela o revierte, el sistema detecta esta acción y </w:t>
+      </w:r>
+      <w:r>
+        <w:rPr>
+          <w:b/>
+          <w:bCs/>
+        </w:rPr>
+        <w:t>devuelve automáticamente</w:t>
+      </w:r>
+      <w:r>
+        <w:t xml:space="preserve"> el stock de esos insumos al inventario, manteniendo las existencias siempre cuadradas sin intervención humana.</w:t>
+      </w:r>
+    </w:p>
+    <w:p/>
     <w:p/>
     <w:sectPr>
       <w:pgSz w:w="12240" w:h="15840"/>
@@ -7976,6 +8381,155 @@
     </w:lvl>
   </w:abstractNum>
   <w:abstractNum w:abstractNumId="28" w15:restartNumberingAfterBreak="0">
+    <w:nsid w:val="65C46545"/>
+    <w:multiLevelType w:val="multilevel"/>
+    <w:tmpl w:val="A6881C4C"/>
+    <w:lvl w:ilvl="0">
+      <w:start w:val="1"/>
+      <w:numFmt w:val="bullet"/>
+      <w:lvlText w:val=""/>
+      <w:lvlJc w:val="left"/>
+      <w:pPr>
+        <w:tabs>
+          <w:tab w:val="num" w:pos="720"/>
+        </w:tabs>
+        <w:ind w:left="720" w:hanging="360"/>
+      </w:pPr>
+      <w:rPr>
+        <w:rFonts w:ascii="Symbol" w:hAnsi="Symbol" w:hint="default"/>
+        <w:sz w:val="20"/>
+      </w:rPr>
+    </w:lvl>
+    <w:lvl w:ilvl="1" w:tentative="1">
+      <w:start w:val="1"/>
+      <w:numFmt w:val="bullet"/>
+      <w:lvlText w:val="o"/>
+      <w:lvlJc w:val="left"/>
+      <w:pPr>
+        <w:tabs>
+          <w:tab w:val="num" w:pos="1440"/>
+        </w:tabs>
+        <w:ind w:left="1440" w:hanging="360"/>
+      </w:pPr>
+      <w:rPr>
+        <w:rFonts w:ascii="Courier New" w:hAnsi="Courier New" w:hint="default"/>
+        <w:sz w:val="20"/>
+      </w:rPr>
+    </w:lvl>
+    <w:lvl w:ilvl="2" w:tentative="1">
+      <w:start w:val="1"/>
+      <w:numFmt w:val="bullet"/>
+      <w:lvlText w:val=""/>
+      <w:lvlJc w:val="left"/>
+      <w:pPr>
+        <w:tabs>
+          <w:tab w:val="num" w:pos="2160"/>
+        </w:tabs>
+        <w:ind w:left="2160" w:hanging="360"/>
+      </w:pPr>
+      <w:rPr>
+        <w:rFonts w:ascii="Wingdings" w:hAnsi="Wingdings" w:hint="default"/>
+        <w:sz w:val="20"/>
+      </w:rPr>
+    </w:lvl>
+    <w:lvl w:ilvl="3" w:tentative="1">
+      <w:start w:val="1"/>
+      <w:numFmt w:val="bullet"/>
+      <w:lvlText w:val=""/>
+      <w:lvlJc w:val="left"/>
+      <w:pPr>
+        <w:tabs>
+          <w:tab w:val="num" w:pos="2880"/>
+        </w:tabs>
+        <w:ind w:left="2880" w:hanging="360"/>
+      </w:pPr>
+      <w:rPr>
+        <w:rFonts w:ascii="Wingdings" w:hAnsi="Wingdings" w:hint="default"/>
+        <w:sz w:val="20"/>
+      </w:rPr>
+    </w:lvl>
+    <w:lvl w:ilvl="4" w:tentative="1">
+      <w:start w:val="1"/>
+      <w:numFmt w:val="bullet"/>
+      <w:lvlText w:val=""/>
+      <w:lvlJc w:val="left"/>
+      <w:pPr>
+        <w:tabs>
+          <w:tab w:val="num" w:pos="3600"/>
+        </w:tabs>
+        <w:ind w:left="3600" w:hanging="360"/>
+      </w:pPr>
+      <w:rPr>
+        <w:rFonts w:ascii="Wingdings" w:hAnsi="Wingdings" w:hint="default"/>
+        <w:sz w:val="20"/>
+      </w:rPr>
+    </w:lvl>
+    <w:lvl w:ilvl="5" w:tentative="1">
+      <w:start w:val="1"/>
+      <w:numFmt w:val="bullet"/>
+      <w:lvlText w:val=""/>
+      <w:lvlJc w:val="left"/>
+      <w:pPr>
+        <w:tabs>
+          <w:tab w:val="num" w:pos="4320"/>
+        </w:tabs>
+        <w:ind w:left="4320" w:hanging="360"/>
+      </w:pPr>
+      <w:rPr>
+        <w:rFonts w:ascii="Wingdings" w:hAnsi="Wingdings" w:hint="default"/>
+        <w:sz w:val="20"/>
+      </w:rPr>
+    </w:lvl>
+    <w:lvl w:ilvl="6" w:tentative="1">
+      <w:start w:val="1"/>
+      <w:numFmt w:val="bullet"/>
+      <w:lvlText w:val=""/>
+      <w:lvlJc w:val="left"/>
+      <w:pPr>
+        <w:tabs>
+          <w:tab w:val="num" w:pos="5040"/>
+        </w:tabs>
+        <w:ind w:left="5040" w:hanging="360"/>
+      </w:pPr>
+      <w:rPr>
+        <w:rFonts w:ascii="Wingdings" w:hAnsi="Wingdings" w:hint="default"/>
+        <w:sz w:val="20"/>
+      </w:rPr>
+    </w:lvl>
+    <w:lvl w:ilvl="7" w:tentative="1">
+      <w:start w:val="1"/>
+      <w:numFmt w:val="bullet"/>
+      <w:lvlText w:val=""/>
+      <w:lvlJc w:val="left"/>
+      <w:pPr>
+        <w:tabs>
+          <w:tab w:val="num" w:pos="5760"/>
+        </w:tabs>
+        <w:ind w:left="5760" w:hanging="360"/>
+      </w:pPr>
+      <w:rPr>
+        <w:rFonts w:ascii="Wingdings" w:hAnsi="Wingdings" w:hint="default"/>
+        <w:sz w:val="20"/>
+      </w:rPr>
+    </w:lvl>
+    <w:lvl w:ilvl="8" w:tentative="1">
+      <w:start w:val="1"/>
+      <w:numFmt w:val="bullet"/>
+      <w:lvlText w:val=""/>
+      <w:lvlJc w:val="left"/>
+      <w:pPr>
+        <w:tabs>
+          <w:tab w:val="num" w:pos="6480"/>
+        </w:tabs>
+        <w:ind w:left="6480" w:hanging="360"/>
+      </w:pPr>
+      <w:rPr>
+        <w:rFonts w:ascii="Wingdings" w:hAnsi="Wingdings" w:hint="default"/>
+        <w:sz w:val="20"/>
+      </w:rPr>
+    </w:lvl>
+  </w:abstractNum>
+  <w:abstractNum w:abstractNumId="29" w15:restartNumberingAfterBreak="0">
     <w:nsid w:val="699D7AD3"/>
     <w:multiLevelType w:val="multilevel"/>
     <w:tmpl w:val="A2587430"/>
@@ -8088,7 +8642,7 @@
       </w:pPr>
     </w:lvl>
   </w:abstractNum>
-  <w:abstractNum w:abstractNumId="29" w15:restartNumberingAfterBreak="0">
+  <w:abstractNum w:abstractNumId="30" w15:restartNumberingAfterBreak="0">
     <w:nsid w:val="6B2C38B9"/>
     <w:multiLevelType w:val="multilevel"/>
     <w:tmpl w:val="9E1E878E"/>
@@ -8201,7 +8755,7 @@
       </w:pPr>
     </w:lvl>
   </w:abstractNum>
-  <w:abstractNum w:abstractNumId="30" w15:restartNumberingAfterBreak="0">
+  <w:abstractNum w:abstractNumId="31" w15:restartNumberingAfterBreak="0">
     <w:nsid w:val="6B492991"/>
     <w:multiLevelType w:val="multilevel"/>
     <w:tmpl w:val="D9763910"/>
@@ -8350,7 +8904,7 @@
       </w:rPr>
     </w:lvl>
   </w:abstractNum>
-  <w:abstractNum w:abstractNumId="31" w15:restartNumberingAfterBreak="0">
+  <w:abstractNum w:abstractNumId="32" w15:restartNumberingAfterBreak="0">
     <w:nsid w:val="6BE50AC0"/>
     <w:multiLevelType w:val="multilevel"/>
     <w:tmpl w:val="2B6C19DA"/>
@@ -8499,7 +9053,7 @@
       </w:rPr>
     </w:lvl>
   </w:abstractNum>
-  <w:abstractNum w:abstractNumId="32" w15:restartNumberingAfterBreak="0">
+  <w:abstractNum w:abstractNumId="33" w15:restartNumberingAfterBreak="0">
     <w:nsid w:val="6EE350E3"/>
     <w:multiLevelType w:val="multilevel"/>
     <w:tmpl w:val="9B020A46"/>
@@ -8648,7 +9202,7 @@
       </w:rPr>
     </w:lvl>
   </w:abstractNum>
-  <w:abstractNum w:abstractNumId="33" w15:restartNumberingAfterBreak="0">
+  <w:abstractNum w:abstractNumId="34" w15:restartNumberingAfterBreak="0">
     <w:nsid w:val="774B53FE"/>
     <w:multiLevelType w:val="multilevel"/>
     <w:tmpl w:val="0BAC174A"/>
@@ -8761,7 +9315,7 @@
       </w:pPr>
     </w:lvl>
   </w:abstractNum>
-  <w:abstractNum w:abstractNumId="34" w15:restartNumberingAfterBreak="0">
+  <w:abstractNum w:abstractNumId="35" w15:restartNumberingAfterBreak="0">
     <w:nsid w:val="79CE29EB"/>
     <w:multiLevelType w:val="multilevel"/>
     <w:tmpl w:val="A60A5A70"/>
@@ -8874,7 +9428,7 @@
       </w:pPr>
     </w:lvl>
   </w:abstractNum>
-  <w:abstractNum w:abstractNumId="35" w15:restartNumberingAfterBreak="0">
+  <w:abstractNum w:abstractNumId="36" w15:restartNumberingAfterBreak="0">
     <w:nsid w:val="7BF942C5"/>
     <w:multiLevelType w:val="multilevel"/>
     <w:tmpl w:val="A44C733C"/>
@@ -8991,7 +9545,7 @@
       </w:pPr>
     </w:lvl>
   </w:abstractNum>
-  <w:abstractNum w:abstractNumId="36" w15:restartNumberingAfterBreak="0">
+  <w:abstractNum w:abstractNumId="37" w15:restartNumberingAfterBreak="0">
     <w:nsid w:val="7FC03D07"/>
     <w:multiLevelType w:val="multilevel"/>
     <w:tmpl w:val="E04668E2"/>
@@ -9147,10 +9701,10 @@
     <w:abstractNumId w:val="16"/>
   </w:num>
   <w:num w:numId="3" w16cid:durableId="2130010417">
-    <w:abstractNumId w:val="34"/>
+    <w:abstractNumId w:val="35"/>
   </w:num>
   <w:num w:numId="4" w16cid:durableId="1647591614">
-    <w:abstractNumId w:val="29"/>
+    <w:abstractNumId w:val="30"/>
   </w:num>
   <w:num w:numId="5" w16cid:durableId="116532386">
     <w:abstractNumId w:val="3"/>
@@ -9159,7 +9713,7 @@
     <w:abstractNumId w:val="4"/>
   </w:num>
   <w:num w:numId="7" w16cid:durableId="1281842300">
-    <w:abstractNumId w:val="32"/>
+    <w:abstractNumId w:val="33"/>
   </w:num>
   <w:num w:numId="8" w16cid:durableId="1158351052">
     <w:abstractNumId w:val="8"/>
@@ -9171,7 +9725,7 @@
     <w:abstractNumId w:val="21"/>
   </w:num>
   <w:num w:numId="11" w16cid:durableId="1791704038">
-    <w:abstractNumId w:val="28"/>
+    <w:abstractNumId w:val="29"/>
   </w:num>
   <w:num w:numId="12" w16cid:durableId="74254643">
     <w:abstractNumId w:val="17"/>
@@ -9201,16 +9755,16 @@
     <w:abstractNumId w:val="22"/>
   </w:num>
   <w:num w:numId="21" w16cid:durableId="471677806">
-    <w:abstractNumId w:val="35"/>
+    <w:abstractNumId w:val="36"/>
   </w:num>
   <w:num w:numId="22" w16cid:durableId="1021735202">
     <w:abstractNumId w:val="0"/>
   </w:num>
   <w:num w:numId="23" w16cid:durableId="41246812">
-    <w:abstractNumId w:val="36"/>
+    <w:abstractNumId w:val="37"/>
   </w:num>
   <w:num w:numId="24" w16cid:durableId="1917125204">
-    <w:abstractNumId w:val="33"/>
+    <w:abstractNumId w:val="34"/>
   </w:num>
   <w:num w:numId="25" w16cid:durableId="1160385496">
     <w:abstractNumId w:val="5"/>
@@ -9240,16 +9794,19 @@
     <w:abstractNumId w:val="11"/>
   </w:num>
   <w:num w:numId="34" w16cid:durableId="456261974">
-    <w:abstractNumId w:val="31"/>
+    <w:abstractNumId w:val="32"/>
   </w:num>
   <w:num w:numId="35" w16cid:durableId="1024791206">
-    <w:abstractNumId w:val="30"/>
+    <w:abstractNumId w:val="31"/>
   </w:num>
   <w:num w:numId="36" w16cid:durableId="581720093">
     <w:abstractNumId w:val="7"/>
   </w:num>
   <w:num w:numId="37" w16cid:durableId="2127458962">
     <w:abstractNumId w:val="14"/>
+  </w:num>
+  <w:num w:numId="38" w16cid:durableId="1746685352">
+    <w:abstractNumId w:val="28"/>
   </w:num>
 </w:numbering>
 </file>
@@ -9857,7 +10414,6 @@
   <w:style w:type="character" w:default="1" w:styleId="DefaultParagraphFont">
     <w:name w:val="Default Paragraph Font"/>
     <w:uiPriority w:val="1"/>
-    <w:semiHidden/>
     <w:unhideWhenUsed/>
   </w:style>
   <w:style w:type="table" w:default="1" w:styleId="TableNormal">
@@ -10467,4 +11023,16 @@
     </a:ext>
   </a:extLst>
 </a:theme>
+</file>
+
+<file path=customXml/item1.xml><?xml version="1.0" encoding="utf-8"?>
+<b:Sources xmlns:b="http://schemas.openxmlformats.org/officeDocument/2006/bibliography" xmlns="http://schemas.openxmlformats.org/officeDocument/2006/bibliography" SelectedStyle="\APASixthEditionOfficeOnline.xsl" StyleName="APA" Version="6"/>
+</file>
+
+<file path=customXml/itemProps1.xml><?xml version="1.0" encoding="utf-8"?>
+<ds:datastoreItem xmlns:ds="http://schemas.openxmlformats.org/officeDocument/2006/customXml" ds:itemID="{883836DF-93F8-4D4F-AB90-098F1E5E1E18}">
+  <ds:schemaRefs>
+    <ds:schemaRef ds:uri="http://schemas.openxmlformats.org/officeDocument/2006/bibliography"/>
+  </ds:schemaRefs>
+</ds:datastoreItem>
 </file>